--- a/doc.docx
+++ b/doc.docx
@@ -1,6 +1,6 @@
 
 <file path=word/document.xml><?xml version="1.0" encoding="utf-8"?>
-<w:document xmlns:wpc="http://schemas.microsoft.com/office/word/2010/wordprocessingCanvas" xmlns:cx="http://schemas.microsoft.com/office/drawing/2014/chartex" xmlns:cx1="http://schemas.microsoft.com/office/drawing/2015/9/8/chartex" xmlns:cx2="http://schemas.microsoft.com/office/drawing/2015/10/21/chartex" xmlns:cx3="http://schemas.microsoft.com/office/drawing/2016/5/9/chartex" xmlns:cx4="http://schemas.microsoft.com/office/drawing/2016/5/10/chartex" xmlns:cx5="http://schemas.microsoft.com/office/drawing/2016/5/11/chartex" xmlns:cx6="http://schemas.microsoft.com/office/drawing/2016/5/12/chartex" xmlns:cx7="http://schemas.microsoft.com/office/drawing/2016/5/13/chartex" xmlns:cx8="http://schemas.microsoft.com/office/drawing/2016/5/14/chartex" xmlns:mc="http://schemas.openxmlformats.org/markup-compatibility/2006" xmlns:aink="http://schemas.microsoft.com/office/drawing/2016/ink" xmlns:am3d="http://schemas.microsoft.com/office/drawing/2017/model3d" xmlns:o="urn:schemas-microsoft-com:office:office" xmlns:r="http://schemas.openxmlformats.org/officeDocument/2006/relationships" xmlns:m="http://schemas.openxmlformats.org/officeDocument/2006/math" xmlns:v="urn:schemas-microsoft-com:vml" xmlns:wp14="http://schemas.microsoft.com/office/word/2010/wordprocessingDrawing" xmlns:wp="http://schemas.openxmlformats.org/drawingml/2006/wordprocessingDrawing" xmlns:w10="urn:schemas-microsoft-com:office:word" xmlns:w="http://schemas.openxmlformats.org/wordprocessingml/2006/main" xmlns:w14="http://schemas.microsoft.com/office/word/2010/wordml" xmlns:w15="http://schemas.microsoft.com/office/word/2012/wordml" xmlns:w16cex="http://schemas.microsoft.com/office/word/2018/wordml/cex" xmlns:w16cid="http://schemas.microsoft.com/office/word/2016/wordml/cid" xmlns:w16="http://schemas.microsoft.com/office/word/2018/wordml" xmlns:w16se="http://schemas.microsoft.com/office/word/2015/wordml/symex" xmlns:wpg="http://schemas.microsoft.com/office/word/2010/wordprocessingGroup" xmlns:wpi="http://schemas.microsoft.com/office/word/2010/wordprocessingInk" xmlns:wne="http://schemas.microsoft.com/office/word/2006/wordml" xmlns:wps="http://schemas.microsoft.com/office/word/2010/wordprocessingShape" mc:Ignorable="w14 w15 w16se w16cid w16 w16cex wp14">
+<w:document xmlns:wpc="http://schemas.microsoft.com/office/word/2010/wordprocessingCanvas" xmlns:cx="http://schemas.microsoft.com/office/drawing/2014/chartex" xmlns:cx1="http://schemas.microsoft.com/office/drawing/2015/9/8/chartex" xmlns:cx2="http://schemas.microsoft.com/office/drawing/2015/10/21/chartex" xmlns:cx3="http://schemas.microsoft.com/office/drawing/2016/5/9/chartex" xmlns:cx4="http://schemas.microsoft.com/office/drawing/2016/5/10/chartex" xmlns:cx5="http://schemas.microsoft.com/office/drawing/2016/5/11/chartex" xmlns:cx6="http://schemas.microsoft.com/office/drawing/2016/5/12/chartex" xmlns:cx7="http://schemas.microsoft.com/office/drawing/2016/5/13/chartex" xmlns:cx8="http://schemas.microsoft.com/office/drawing/2016/5/14/chartex" xmlns:mc="http://schemas.openxmlformats.org/markup-compatibility/2006" xmlns:aink="http://schemas.microsoft.com/office/drawing/2016/ink" xmlns:am3d="http://schemas.microsoft.com/office/drawing/2017/model3d" xmlns:o="urn:schemas-microsoft-com:office:office" xmlns:r="http://schemas.openxmlformats.org/officeDocument/2006/relationships" xmlns:m="http://schemas.openxmlformats.org/officeDocument/2006/math" xmlns:v="urn:schemas-microsoft-com:vml" xmlns:wp14="http://schemas.microsoft.com/office/word/2010/wordprocessingDrawing" xmlns:wp="http://schemas.openxmlformats.org/drawingml/2006/wordprocessingDrawing" xmlns:w10="urn:schemas-microsoft-com:office:word" xmlns:w="http://schemas.openxmlformats.org/wordprocessingml/2006/main" xmlns:w14="http://schemas.microsoft.com/office/word/2010/wordml" xmlns:w15="http://schemas.microsoft.com/office/word/2012/wordml" xmlns:w16cex="http://schemas.microsoft.com/office/word/2018/wordml/cex" xmlns:w16cid="http://schemas.microsoft.com/office/word/2016/wordml/cid" xmlns:w16="http://schemas.microsoft.com/office/word/2018/wordml" xmlns:w16sdtdh="http://schemas.microsoft.com/office/word/2020/wordml/sdtdatahash" xmlns:w16se="http://schemas.microsoft.com/office/word/2015/wordml/symex" xmlns:wpg="http://schemas.microsoft.com/office/word/2010/wordprocessingGroup" xmlns:wpi="http://schemas.microsoft.com/office/word/2010/wordprocessingInk" xmlns:wne="http://schemas.microsoft.com/office/word/2006/wordml" xmlns:wps="http://schemas.microsoft.com/office/word/2010/wordprocessingShape" mc:Ignorable="w14 w15 w16se w16cid w16 w16cex w16sdtdh wp14">
   <w:body>
     <w:p>
       <w:pPr>
@@ -81,7 +81,7 @@
           </mc:Choice>
           <mc:Fallback>
             <w:pict>
-              <v:rect w14:anchorId="779D5EFD" id="Прямоугольник 1" o:spid="_x0000_s1026" style="position:absolute;margin-left:54.85pt;margin-top:17.65pt;width:518.8pt;height:802.3pt;z-index:251656192;visibility:visible;mso-wrap-style:square;mso-width-percent:0;mso-height-percent:0;mso-wrap-distance-left:9pt;mso-wrap-distance-top:0;mso-wrap-distance-right:9pt;mso-wrap-distance-bottom:0;mso-position-horizontal:absolute;mso-position-horizontal-relative:page;mso-position-vertical:absolute;mso-position-vertical-relative:page;mso-width-percent:0;mso-height-percent:0;mso-width-relative:page;mso-height-relative:page;v-text-anchor:top" o:gfxdata="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" o:allowincell="f" filled="f" strokeweight="2pt">
+              <v:rect w14:anchorId="37884C05" id="Прямоугольник 1" o:spid="_x0000_s1026" style="position:absolute;margin-left:54.85pt;margin-top:17.65pt;width:518.8pt;height:802.3pt;z-index:251656192;visibility:visible;mso-wrap-style:square;mso-width-percent:0;mso-height-percent:0;mso-wrap-distance-left:9pt;mso-wrap-distance-top:0;mso-wrap-distance-right:9pt;mso-wrap-distance-bottom:0;mso-position-horizontal:absolute;mso-position-horizontal-relative:page;mso-position-vertical:absolute;mso-position-vertical-relative:page;mso-width-percent:0;mso-height-percent:0;mso-width-relative:page;mso-height-relative:page;v-text-anchor:top" o:gfxdata="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" o:allowincell="f" filled="f" strokeweight="2pt">
                 <w10:wrap anchorx="page" anchory="page"/>
               </v:rect>
             </w:pict>
@@ -346,10 +346,7 @@
                         <w:txbxContent>
                           <w:p>
                             <w:r>
-                              <w:rPr>
-                                <w:highlight w:val="yellow"/>
-                              </w:rPr>
-                              <w:t>АРМ працівника відділу клінінгу</w:t>
+                              <w:t>Розробка гри “Анфіса і квіти”</w:t>
                             </w:r>
                           </w:p>
                         </w:txbxContent>
@@ -380,10 +377,7 @@
                   <w:txbxContent>
                     <w:p>
                       <w:r>
-                        <w:rPr>
-                          <w:highlight w:val="yellow"/>
-                        </w:rPr>
-                        <w:t>АРМ працівника відділу клінінгу</w:t>
+                        <w:t>Розробка гри “Анфіса і квіти”</w:t>
                       </w:r>
                     </w:p>
                   </w:txbxContent>
@@ -479,7 +473,7 @@
         <mc:AlternateContent>
           <mc:Choice Requires="wps">
             <w:drawing>
-              <wp:anchor distT="0" distB="0" distL="114300" distR="114300" simplePos="0" relativeHeight="251653120" behindDoc="0" locked="0" layoutInCell="1" allowOverlap="1" wp14:anchorId="4D20232B" wp14:editId="45F9F8B7">
+              <wp:anchor distT="0" distB="0" distL="114300" distR="114300" simplePos="0" relativeHeight="251656192" behindDoc="0" locked="0" layoutInCell="1" allowOverlap="1" wp14:anchorId="4D20232B" wp14:editId="45F9F8B7">
                 <wp:simplePos x="0" y="0"/>
                 <wp:positionH relativeFrom="column">
                   <wp:posOffset>2987040</wp:posOffset>
@@ -533,12 +527,21 @@
                           <w:p>
                             <w:pPr>
                               <w:jc w:val="center"/>
+                              <w:rPr>
+                                <w:lang w:val="ru-RU"/>
+                              </w:rPr>
                             </w:pPr>
                             <w:r>
                               <w:rPr>
-                                <w:highlight w:val="yellow"/>
+                                <w:lang w:val="ru-RU"/>
                               </w:rPr>
-                              <w:t>Пупкіна В.В.</w:t>
+                              <w:t>Торяник Є.О</w:t>
+                            </w:r>
+                            <w:r>
+                              <w:rPr>
+                                <w:lang w:val="ru-RU"/>
+                              </w:rPr>
+                              <w:t>.</w:t>
                             </w:r>
                           </w:p>
                         </w:txbxContent>
@@ -563,18 +566,27 @@
           </mc:Choice>
           <mc:Fallback>
             <w:pict>
-              <v:shape w14:anchorId="4D20232B" id="Text Box 7" o:spid="_x0000_s1027" type="#_x0000_t202" style="position:absolute;left:0;text-align:left;margin-left:235.2pt;margin-top:59.85pt;width:160.7pt;height:36.3pt;z-index:251653120;visibility:visible;mso-wrap-style:square;mso-width-percent:0;mso-height-percent:0;mso-wrap-distance-left:9pt;mso-wrap-distance-top:0;mso-wrap-distance-right:9pt;mso-wrap-distance-bottom:0;mso-position-horizontal:absolute;mso-position-horizontal-relative:text;mso-position-vertical:absolute;mso-position-vertical-relative:text;mso-width-percent:0;mso-height-percent:0;mso-width-relative:margin;mso-height-relative:margin;v-text-anchor:top" o:gfxdata="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" filled="f" stroked="f" strokeweight=".5pt">
+              <v:shape w14:anchorId="4D20232B" id="Text Box 7" o:spid="_x0000_s1027" type="#_x0000_t202" style="position:absolute;left:0;text-align:left;margin-left:235.2pt;margin-top:59.85pt;width:160.7pt;height:36.3pt;z-index:251656192;visibility:visible;mso-wrap-style:square;mso-width-percent:0;mso-height-percent:0;mso-wrap-distance-left:9pt;mso-wrap-distance-top:0;mso-wrap-distance-right:9pt;mso-wrap-distance-bottom:0;mso-position-horizontal:absolute;mso-position-horizontal-relative:text;mso-position-vertical:absolute;mso-position-vertical-relative:text;mso-width-percent:0;mso-height-percent:0;mso-width-relative:margin;mso-height-relative:margin;v-text-anchor:top" o:gfxdata="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" filled="f" stroked="f" strokeweight=".5pt">
                 <v:textbox>
                   <w:txbxContent>
                     <w:p>
                       <w:pPr>
                         <w:jc w:val="center"/>
+                        <w:rPr>
+                          <w:lang w:val="ru-RU"/>
+                        </w:rPr>
                       </w:pPr>
                       <w:r>
                         <w:rPr>
-                          <w:highlight w:val="yellow"/>
+                          <w:lang w:val="ru-RU"/>
                         </w:rPr>
-                        <w:t>Пупкіна В.В.</w:t>
+                        <w:t>Торяник Є.О</w:t>
+                      </w:r>
+                      <w:r>
+                        <w:rPr>
+                          <w:lang w:val="ru-RU"/>
+                        </w:rPr>
+                        <w:t>.</w:t>
                       </w:r>
                     </w:p>
                   </w:txbxContent>
@@ -593,7 +605,7 @@
         <mc:AlternateContent>
           <mc:Choice Requires="wps">
             <w:drawing>
-              <wp:anchor distT="0" distB="0" distL="114300" distR="114300" simplePos="0" relativeHeight="251654144" behindDoc="0" locked="0" layoutInCell="1" allowOverlap="1" wp14:anchorId="2B4FBDE2" wp14:editId="5EE7FC92">
+              <wp:anchor distT="0" distB="0" distL="114300" distR="114300" simplePos="0" relativeHeight="251658240" behindDoc="0" locked="0" layoutInCell="1" allowOverlap="1" wp14:anchorId="2B4FBDE2" wp14:editId="5EE7FC92">
                 <wp:simplePos x="0" y="0"/>
                 <wp:positionH relativeFrom="column">
                   <wp:posOffset>3176905</wp:posOffset>
@@ -648,37 +660,15 @@
                             <w:pPr>
                               <w:ind w:firstLine="0"/>
                               <w:jc w:val="center"/>
+                              <w:rPr>
+                                <w:lang w:val="ru-RU"/>
+                              </w:rPr>
                             </w:pPr>
                             <w:r>
                               <w:rPr>
-                                <w:highlight w:val="yellow"/>
+                                <w:lang w:val="ru-RU"/>
                               </w:rPr>
-                              <w:t>2</w:t>
-                            </w:r>
-                            <w:r>
-                              <w:rPr>
-                                <w:highlight w:val="yellow"/>
-                                <w:lang w:val="en-US"/>
-                              </w:rPr>
-                              <w:t>4</w:t>
-                            </w:r>
-                            <w:r>
-                              <w:rPr>
-                                <w:highlight w:val="yellow"/>
-                              </w:rPr>
-                              <w:t xml:space="preserve"> </w:t>
-                            </w:r>
-                            <w:r>
-                              <w:rPr>
-                                <w:highlight w:val="yellow"/>
-                              </w:rPr>
-                              <w:t>2</w:t>
-                            </w:r>
-                            <w:r>
-                              <w:rPr>
-                                <w:highlight w:val="yellow"/>
-                              </w:rPr>
-                              <w:t>5</w:t>
+                              <w:t>25</w:t>
                             </w:r>
                           </w:p>
                         </w:txbxContent>
@@ -703,44 +693,22 @@
           </mc:Choice>
           <mc:Fallback>
             <w:pict>
-              <v:shape w14:anchorId="2B4FBDE2" id="Text Box 8" o:spid="_x0000_s1028" type="#_x0000_t202" style="position:absolute;left:0;text-align:left;margin-left:250.15pt;margin-top:13.05pt;width:51.85pt;height:24.2pt;z-index:251654144;visibility:visible;mso-wrap-style:square;mso-width-percent:0;mso-height-percent:0;mso-wrap-distance-left:9pt;mso-wrap-distance-top:0;mso-wrap-distance-right:9pt;mso-wrap-distance-bottom:0;mso-position-horizontal:absolute;mso-position-horizontal-relative:text;mso-position-vertical:absolute;mso-position-vertical-relative:text;mso-width-percent:0;mso-height-percent:0;mso-width-relative:margin;mso-height-relative:margin;v-text-anchor:top" o:gfxdata="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" filled="f" stroked="f" strokeweight=".5pt">
+              <v:shape w14:anchorId="2B4FBDE2" id="Text Box 8" o:spid="_x0000_s1028" type="#_x0000_t202" style="position:absolute;left:0;text-align:left;margin-left:250.15pt;margin-top:13.05pt;width:51.85pt;height:24.2pt;z-index:251658240;visibility:visible;mso-wrap-style:square;mso-width-percent:0;mso-height-percent:0;mso-wrap-distance-left:9pt;mso-wrap-distance-top:0;mso-wrap-distance-right:9pt;mso-wrap-distance-bottom:0;mso-position-horizontal:absolute;mso-position-horizontal-relative:text;mso-position-vertical:absolute;mso-position-vertical-relative:text;mso-width-percent:0;mso-height-percent:0;mso-width-relative:margin;mso-height-relative:margin;v-text-anchor:top" o:gfxdata="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" filled="f" stroked="f" strokeweight=".5pt">
                 <v:textbox>
                   <w:txbxContent>
                     <w:p>
                       <w:pPr>
                         <w:ind w:firstLine="0"/>
                         <w:jc w:val="center"/>
+                        <w:rPr>
+                          <w:lang w:val="ru-RU"/>
+                        </w:rPr>
                       </w:pPr>
                       <w:r>
                         <w:rPr>
-                          <w:highlight w:val="yellow"/>
+                          <w:lang w:val="ru-RU"/>
                         </w:rPr>
-                        <w:t>2</w:t>
-                      </w:r>
-                      <w:r>
-                        <w:rPr>
-                          <w:highlight w:val="yellow"/>
-                          <w:lang w:val="en-US"/>
-                        </w:rPr>
-                        <w:t>4</w:t>
-                      </w:r>
-                      <w:r>
-                        <w:rPr>
-                          <w:highlight w:val="yellow"/>
-                        </w:rPr>
-                        <w:t xml:space="preserve"> </w:t>
-                      </w:r>
-                      <w:r>
-                        <w:rPr>
-                          <w:highlight w:val="yellow"/>
-                        </w:rPr>
-                        <w:t>2</w:t>
-                      </w:r>
-                      <w:r>
-                        <w:rPr>
-                          <w:highlight w:val="yellow"/>
-                        </w:rPr>
-                        <w:t>5</w:t>
+                        <w:t>25</w:t>
                       </w:r>
                     </w:p>
                   </w:txbxContent>
@@ -916,7 +884,7 @@
         <mc:AlternateContent>
           <mc:Choice Requires="wps">
             <w:drawing>
-              <wp:anchor distT="0" distB="0" distL="114300" distR="114300" simplePos="0" relativeHeight="251658240" behindDoc="0" locked="0" layoutInCell="1" allowOverlap="1" wp14:anchorId="31FADA29" wp14:editId="18125B7C">
+              <wp:anchor distT="0" distB="0" distL="114300" distR="114300" simplePos="0" relativeHeight="251660288" behindDoc="0" locked="0" layoutInCell="1" allowOverlap="1" wp14:anchorId="31FADA29" wp14:editId="18125B7C">
                 <wp:simplePos x="0" y="0"/>
                 <wp:positionH relativeFrom="column">
                   <wp:posOffset>3899535</wp:posOffset>
@@ -972,15 +940,9 @@
                               <w:jc w:val="center"/>
                             </w:pPr>
                             <w:r>
-                              <w:rPr>
-                                <w:highlight w:val="yellow"/>
-                              </w:rPr>
                               <w:t>Олійник В.В</w:t>
                             </w:r>
                             <w:r>
-                              <w:rPr>
-                                <w:highlight w:val="yellow"/>
-                              </w:rPr>
                               <w:t>.</w:t>
                             </w:r>
                           </w:p>
@@ -1006,7 +968,7 @@
           </mc:Choice>
           <mc:Fallback>
             <w:pict>
-              <v:shape w14:anchorId="31FADA29" id="Text Box 13" o:spid="_x0000_s1029" type="#_x0000_t202" style="position:absolute;left:0;text-align:left;margin-left:307.05pt;margin-top:1pt;width:160.7pt;height:57.75pt;z-index:251658240;visibility:visible;mso-wrap-style:square;mso-width-percent:0;mso-height-percent:0;mso-wrap-distance-left:9pt;mso-wrap-distance-top:0;mso-wrap-distance-right:9pt;mso-wrap-distance-bottom:0;mso-position-horizontal:absolute;mso-position-horizontal-relative:text;mso-position-vertical:absolute;mso-position-vertical-relative:text;mso-width-percent:0;mso-height-percent:0;mso-width-relative:margin;mso-height-relative:margin;v-text-anchor:top" o:gfxdata="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" filled="f" stroked="f" strokeweight=".5pt">
+              <v:shape w14:anchorId="31FADA29" id="Text Box 13" o:spid="_x0000_s1029" type="#_x0000_t202" style="position:absolute;left:0;text-align:left;margin-left:307.05pt;margin-top:1pt;width:160.7pt;height:57.75pt;z-index:251660288;visibility:visible;mso-wrap-style:square;mso-width-percent:0;mso-height-percent:0;mso-wrap-distance-left:9pt;mso-wrap-distance-top:0;mso-wrap-distance-right:9pt;mso-wrap-distance-bottom:0;mso-position-horizontal:absolute;mso-position-horizontal-relative:text;mso-position-vertical:absolute;mso-position-vertical-relative:text;mso-width-percent:0;mso-height-percent:0;mso-width-relative:margin;mso-height-relative:margin;v-text-anchor:top" o:gfxdata="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" filled="f" stroked="f" strokeweight=".5pt">
                 <v:textbox>
                   <w:txbxContent>
                     <w:p>
@@ -1014,15 +976,9 @@
                         <w:jc w:val="center"/>
                       </w:pPr>
                       <w:r>
-                        <w:rPr>
-                          <w:highlight w:val="yellow"/>
-                        </w:rPr>
                         <w:t>Олійник В.В</w:t>
                       </w:r>
                       <w:r>
-                        <w:rPr>
-                          <w:highlight w:val="yellow"/>
-                        </w:rPr>
                         <w:t>.</w:t>
                       </w:r>
                     </w:p>
@@ -1103,49 +1059,41 @@
       <w:pPr>
         <w:jc w:val="center"/>
         <w:rPr>
+          <w:b/>
+        </w:rPr>
+      </w:pPr>
+      <w:r>
+        <w:rPr>
           <w:szCs w:val="28"/>
         </w:rPr>
-      </w:pPr>
+        <w:t xml:space="preserve">Полтава </w:t>
+      </w:r>
       <w:r>
         <w:rPr>
           <w:szCs w:val="28"/>
         </w:rPr>
-        <w:t xml:space="preserve">Полтава </w:t>
+        <w:t>–</w:t>
       </w:r>
       <w:r>
         <w:rPr>
           <w:szCs w:val="28"/>
         </w:rPr>
-        <w:t>–</w:t>
+        <w:t xml:space="preserve"> 20</w:t>
       </w:r>
       <w:r>
         <w:rPr>
           <w:szCs w:val="28"/>
         </w:rPr>
-        <w:t xml:space="preserve"> 20</w:t>
-      </w:r>
+        <w:t>2</w:t>
+      </w:r>
+      <w:bookmarkEnd w:id="1"/>
       <w:r>
         <w:rPr>
           <w:szCs w:val="28"/>
-        </w:rPr>
-        <w:t>2</w:t>
-      </w:r>
-      <w:r>
-        <w:rPr>
-          <w:szCs w:val="28"/>
-        </w:rPr>
-        <w:t>4</w:t>
-      </w:r>
-    </w:p>
-    <w:bookmarkEnd w:id="1"/>
-    <w:p>
-      <w:pPr>
-        <w:ind w:firstLine="0"/>
-        <w:jc w:val="left"/>
-        <w:rPr>
-          <w:b/>
-        </w:rPr>
-      </w:pPr>
+          <w:lang w:val="ru-RU"/>
+        </w:rPr>
+        <w:t>6</w:t>
+      </w:r>
       <w:r>
         <w:rPr>
           <w:szCs w:val="28"/>
@@ -2706,49 +2654,1646 @@
     </w:p>
     <w:p>
       <w:pPr>
-        <w:tabs>
-          <w:tab w:val="left" w:pos="420"/>
-        </w:tabs>
-        <w:ind w:firstLine="0"/>
-        <w:rPr>
-          <w:color w:val="92D050"/>
-        </w:rPr>
-      </w:pPr>
-      <w:r>
-        <w:rPr>
-          <w:color w:val="92D050"/>
-        </w:rPr>
-        <w:t>Опишіть знання і навички з яких дисциплін Ви вдосконалили, якими додатковими вміннями оволоділи, з яким програмним та апаратним забезпеченням  працювали</w:t>
-      </w:r>
-      <w:r>
-        <w:rPr>
-          <w:color w:val="92D050"/>
-        </w:rPr>
-        <w:t xml:space="preserve">, мета, предмет , об’єкт роботи, акутальність роботи, задачі </w:t>
-      </w:r>
-      <w:r>
-        <w:rPr>
-          <w:color w:val="92D050"/>
-        </w:rPr>
-        <w:t xml:space="preserve">... </w:t>
-      </w:r>
-      <w:r>
-        <w:rPr>
-          <w:color w:val="92D050"/>
-        </w:rPr>
-        <w:t xml:space="preserve">Обсяг </w:t>
-      </w:r>
-      <w:r>
-        <w:rPr>
-          <w:color w:val="92D050"/>
-        </w:rPr>
-        <w:t>Вступу</w:t>
-      </w:r>
-      <w:r>
-        <w:rPr>
-          <w:color w:val="92D050"/>
-        </w:rPr>
-        <w:t xml:space="preserve"> – приблизно 1,5 сторінки.</w:t>
+        <w:rPr>
+          <w:lang w:val="ru-RU"/>
+        </w:rPr>
+      </w:pPr>
+      <w:r>
+        <w:t xml:space="preserve">Навчання на другому курсі в Полтавському політехнічному </w:t>
+      </w:r>
+      <w:r>
+        <w:rPr>
+          <w:noProof/>
+        </w:rPr>
+        <w:t>колледжі</w:t>
+      </w:r>
+      <w:r>
+        <w:t xml:space="preserve"> дало можливість детально вдосконалити мої знання з мови програмування С++ в рамках вивчення навчальної дисципліни «Програмування». В ході роботи я розвивала логічне мислення, практикувалась з кодування на прикладі різноманітних задач</w:t>
+      </w:r>
+      <w:r>
+        <w:rPr>
+          <w:lang w:val="ru-RU"/>
+        </w:rPr>
+        <w:t xml:space="preserve">. </w:t>
+      </w:r>
+      <w:proofErr w:type="spellStart"/>
+      <w:r>
+        <w:rPr>
+          <w:lang w:val="ru-RU"/>
+        </w:rPr>
+        <w:t>Також</w:t>
+      </w:r>
+      <w:proofErr w:type="spellEnd"/>
+      <w:r>
+        <w:rPr>
+          <w:lang w:val="ru-RU"/>
+        </w:rPr>
+        <w:t xml:space="preserve">, </w:t>
+      </w:r>
+      <w:proofErr w:type="spellStart"/>
+      <w:r>
+        <w:rPr>
+          <w:lang w:val="ru-RU"/>
+        </w:rPr>
+        <w:t>було</w:t>
+      </w:r>
+      <w:proofErr w:type="spellEnd"/>
+      <w:r>
+        <w:rPr>
+          <w:lang w:val="ru-RU"/>
+        </w:rPr>
+        <w:t xml:space="preserve"> </w:t>
+      </w:r>
+      <w:proofErr w:type="spellStart"/>
+      <w:r>
+        <w:rPr>
+          <w:lang w:val="ru-RU"/>
+        </w:rPr>
+        <w:t>дослідженно</w:t>
+      </w:r>
+      <w:proofErr w:type="spellEnd"/>
+      <w:r>
+        <w:rPr>
+          <w:lang w:val="ru-RU"/>
+        </w:rPr>
+        <w:t xml:space="preserve"> </w:t>
+      </w:r>
+      <w:proofErr w:type="spellStart"/>
+      <w:r>
+        <w:rPr>
+          <w:lang w:val="ru-RU"/>
+        </w:rPr>
+        <w:t>базові</w:t>
+      </w:r>
+      <w:proofErr w:type="spellEnd"/>
+      <w:r>
+        <w:rPr>
+          <w:lang w:val="ru-RU"/>
+        </w:rPr>
+        <w:t xml:space="preserve"> </w:t>
+      </w:r>
+      <w:proofErr w:type="spellStart"/>
+      <w:r>
+        <w:rPr>
+          <w:lang w:val="ru-RU"/>
+        </w:rPr>
+        <w:t>принципи</w:t>
+      </w:r>
+      <w:proofErr w:type="spellEnd"/>
+      <w:r>
+        <w:rPr>
+          <w:lang w:val="ru-RU"/>
+        </w:rPr>
+        <w:t xml:space="preserve"> </w:t>
+      </w:r>
+      <w:proofErr w:type="spellStart"/>
+      <w:r>
+        <w:rPr>
+          <w:lang w:val="ru-RU"/>
+        </w:rPr>
+        <w:t>роботи</w:t>
+      </w:r>
+      <w:proofErr w:type="spellEnd"/>
+      <w:r>
+        <w:rPr>
+          <w:lang w:val="ru-RU"/>
+        </w:rPr>
+        <w:t xml:space="preserve"> на </w:t>
+      </w:r>
+      <w:proofErr w:type="spellStart"/>
+      <w:r>
+        <w:rPr>
+          <w:lang w:val="ru-RU"/>
+        </w:rPr>
+        <w:t>сайті</w:t>
+      </w:r>
+      <w:proofErr w:type="spellEnd"/>
+      <w:r>
+        <w:rPr>
+          <w:lang w:val="ru-RU"/>
+        </w:rPr>
+        <w:t xml:space="preserve"> </w:t>
+      </w:r>
+      <w:r>
+        <w:rPr>
+          <w:lang w:val="en-US"/>
+        </w:rPr>
+        <w:t>GitHub.com</w:t>
+      </w:r>
+      <w:r>
+        <w:t xml:space="preserve">. Завдяки </w:t>
+      </w:r>
+      <w:proofErr w:type="spellStart"/>
+      <w:r>
+        <w:rPr>
+          <w:lang w:val="ru-RU"/>
+        </w:rPr>
+        <w:t>чому</w:t>
+      </w:r>
+      <w:proofErr w:type="spellEnd"/>
+      <w:r>
+        <w:t xml:space="preserve"> я змогла реалізувати поставлену переді мною задачу</w:t>
+      </w:r>
+      <w:r>
+        <w:rPr>
+          <w:lang w:val="ru-RU"/>
+        </w:rPr>
+        <w:t xml:space="preserve"> з </w:t>
+      </w:r>
+      <w:proofErr w:type="spellStart"/>
+      <w:r>
+        <w:rPr>
+          <w:lang w:val="ru-RU"/>
+        </w:rPr>
+        <w:t>розробки</w:t>
+      </w:r>
+      <w:proofErr w:type="spellEnd"/>
+      <w:r>
+        <w:rPr>
+          <w:lang w:val="ru-RU"/>
+        </w:rPr>
+        <w:t xml:space="preserve"> </w:t>
+      </w:r>
+      <w:proofErr w:type="spellStart"/>
+      <w:r>
+        <w:rPr>
+          <w:lang w:val="ru-RU"/>
+        </w:rPr>
+        <w:t>гри</w:t>
+      </w:r>
+      <w:proofErr w:type="spellEnd"/>
+      <w:r>
+        <w:rPr>
+          <w:lang w:val="ru-RU"/>
+        </w:rPr>
+        <w:t xml:space="preserve"> «</w:t>
+      </w:r>
+      <w:proofErr w:type="spellStart"/>
+      <w:r>
+        <w:rPr>
+          <w:lang w:val="ru-RU"/>
+        </w:rPr>
+        <w:t>Анфіса</w:t>
+      </w:r>
+      <w:proofErr w:type="spellEnd"/>
+      <w:r>
+        <w:rPr>
+          <w:lang w:val="ru-RU"/>
+        </w:rPr>
+        <w:t xml:space="preserve"> і </w:t>
+      </w:r>
+      <w:proofErr w:type="spellStart"/>
+      <w:r>
+        <w:rPr>
+          <w:lang w:val="ru-RU"/>
+        </w:rPr>
+        <w:t>квіти</w:t>
+      </w:r>
+      <w:proofErr w:type="spellEnd"/>
+      <w:r>
+        <w:rPr>
+          <w:lang w:val="ru-RU"/>
+        </w:rPr>
+        <w:t>».</w:t>
+      </w:r>
+    </w:p>
+    <w:p>
+      <w:pPr>
+        <w:rPr>
+          <w:lang w:val="ru-RU"/>
+        </w:rPr>
+      </w:pPr>
+      <w:proofErr w:type="spellStart"/>
+      <w:r>
+        <w:rPr>
+          <w:lang w:val="ru-RU"/>
+        </w:rPr>
+        <w:t>Гра</w:t>
+      </w:r>
+      <w:proofErr w:type="spellEnd"/>
+      <w:r>
+        <w:rPr>
+          <w:lang w:val="ru-RU"/>
+        </w:rPr>
+        <w:t xml:space="preserve"> «</w:t>
+      </w:r>
+      <w:proofErr w:type="spellStart"/>
+      <w:r>
+        <w:rPr>
+          <w:lang w:val="ru-RU"/>
+        </w:rPr>
+        <w:t>Анфіса</w:t>
+      </w:r>
+      <w:proofErr w:type="spellEnd"/>
+      <w:r>
+        <w:rPr>
+          <w:lang w:val="ru-RU"/>
+        </w:rPr>
+        <w:t xml:space="preserve"> і </w:t>
+      </w:r>
+      <w:proofErr w:type="spellStart"/>
+      <w:r>
+        <w:rPr>
+          <w:lang w:val="ru-RU"/>
+        </w:rPr>
+        <w:t>квіти</w:t>
+      </w:r>
+      <w:proofErr w:type="spellEnd"/>
+      <w:r>
+        <w:rPr>
+          <w:lang w:val="ru-RU"/>
+        </w:rPr>
+        <w:t xml:space="preserve">» - </w:t>
+      </w:r>
+      <w:proofErr w:type="spellStart"/>
+      <w:r>
+        <w:rPr>
+          <w:lang w:val="ru-RU"/>
+        </w:rPr>
+        <w:t>це</w:t>
+      </w:r>
+      <w:proofErr w:type="spellEnd"/>
+      <w:r>
+        <w:rPr>
+          <w:lang w:val="ru-RU"/>
+        </w:rPr>
+        <w:t xml:space="preserve"> невелика </w:t>
+      </w:r>
+      <w:proofErr w:type="spellStart"/>
+      <w:r>
+        <w:rPr>
+          <w:lang w:val="ru-RU"/>
+        </w:rPr>
+        <w:t>алгоритмічна</w:t>
+      </w:r>
+      <w:proofErr w:type="spellEnd"/>
+      <w:r>
+        <w:rPr>
+          <w:lang w:val="ru-RU"/>
+        </w:rPr>
+        <w:t xml:space="preserve"> задача з </w:t>
+      </w:r>
+      <w:proofErr w:type="spellStart"/>
+      <w:r>
+        <w:rPr>
+          <w:lang w:val="ru-RU"/>
+        </w:rPr>
+        <w:t>програмування</w:t>
+      </w:r>
+      <w:proofErr w:type="spellEnd"/>
+      <w:r>
+        <w:rPr>
+          <w:lang w:val="ru-RU"/>
+        </w:rPr>
+        <w:t xml:space="preserve">. Для </w:t>
+      </w:r>
+      <w:proofErr w:type="spellStart"/>
+      <w:r>
+        <w:rPr>
+          <w:lang w:val="ru-RU"/>
+        </w:rPr>
+        <w:t>її</w:t>
+      </w:r>
+      <w:proofErr w:type="spellEnd"/>
+      <w:r>
+        <w:rPr>
+          <w:lang w:val="ru-RU"/>
+        </w:rPr>
+        <w:t xml:space="preserve"> </w:t>
+      </w:r>
+      <w:proofErr w:type="spellStart"/>
+      <w:r>
+        <w:rPr>
+          <w:lang w:val="ru-RU"/>
+        </w:rPr>
+        <w:t>розвязання</w:t>
+      </w:r>
+      <w:proofErr w:type="spellEnd"/>
+      <w:r>
+        <w:rPr>
+          <w:lang w:val="ru-RU"/>
+        </w:rPr>
+        <w:t xml:space="preserve"> в консольному </w:t>
+      </w:r>
+      <w:proofErr w:type="spellStart"/>
+      <w:r>
+        <w:rPr>
+          <w:lang w:val="ru-RU"/>
+        </w:rPr>
+        <w:t>варіанті</w:t>
+      </w:r>
+      <w:proofErr w:type="spellEnd"/>
+      <w:r>
+        <w:rPr>
+          <w:lang w:val="ru-RU"/>
+        </w:rPr>
+        <w:t xml:space="preserve"> я </w:t>
+      </w:r>
+      <w:proofErr w:type="spellStart"/>
+      <w:r>
+        <w:rPr>
+          <w:lang w:val="ru-RU"/>
+        </w:rPr>
+        <w:t>використала</w:t>
+      </w:r>
+      <w:proofErr w:type="spellEnd"/>
+      <w:r>
+        <w:rPr>
+          <w:lang w:val="ru-RU"/>
+        </w:rPr>
+        <w:t xml:space="preserve"> </w:t>
+      </w:r>
+      <w:proofErr w:type="spellStart"/>
+      <w:r>
+        <w:rPr>
+          <w:lang w:val="ru-RU"/>
+        </w:rPr>
+        <w:t>мову</w:t>
+      </w:r>
+      <w:proofErr w:type="spellEnd"/>
+      <w:r>
+        <w:rPr>
+          <w:lang w:val="ru-RU"/>
+        </w:rPr>
+        <w:t xml:space="preserve"> </w:t>
+      </w:r>
+      <w:proofErr w:type="spellStart"/>
+      <w:r>
+        <w:rPr>
+          <w:lang w:val="ru-RU"/>
+        </w:rPr>
+        <w:t>програмування</w:t>
+      </w:r>
+      <w:proofErr w:type="spellEnd"/>
+      <w:r>
+        <w:rPr>
+          <w:lang w:val="ru-RU"/>
+        </w:rPr>
+        <w:t xml:space="preserve"> С++. </w:t>
+      </w:r>
+      <w:proofErr w:type="spellStart"/>
+      <w:r>
+        <w:rPr>
+          <w:lang w:val="ru-RU"/>
+        </w:rPr>
+        <w:t>Завдяки</w:t>
+      </w:r>
+      <w:proofErr w:type="spellEnd"/>
+      <w:r>
+        <w:rPr>
+          <w:lang w:val="ru-RU"/>
+        </w:rPr>
+        <w:t xml:space="preserve"> </w:t>
+      </w:r>
+      <w:proofErr w:type="spellStart"/>
+      <w:r>
+        <w:rPr>
+          <w:lang w:val="ru-RU"/>
+        </w:rPr>
+        <w:t>чому</w:t>
+      </w:r>
+      <w:proofErr w:type="spellEnd"/>
+      <w:r>
+        <w:rPr>
+          <w:lang w:val="ru-RU"/>
+        </w:rPr>
+        <w:t xml:space="preserve"> я </w:t>
+      </w:r>
+      <w:proofErr w:type="spellStart"/>
+      <w:r>
+        <w:rPr>
+          <w:lang w:val="ru-RU"/>
+        </w:rPr>
+        <w:t>змогла</w:t>
+      </w:r>
+      <w:proofErr w:type="spellEnd"/>
+      <w:r>
+        <w:rPr>
+          <w:lang w:val="ru-RU"/>
+        </w:rPr>
+        <w:t xml:space="preserve"> </w:t>
+      </w:r>
+      <w:proofErr w:type="spellStart"/>
+      <w:r>
+        <w:rPr>
+          <w:lang w:val="ru-RU"/>
+        </w:rPr>
+        <w:t>відточити</w:t>
+      </w:r>
+      <w:proofErr w:type="spellEnd"/>
+      <w:r>
+        <w:rPr>
+          <w:lang w:val="ru-RU"/>
+        </w:rPr>
+        <w:t xml:space="preserve"> </w:t>
+      </w:r>
+      <w:proofErr w:type="spellStart"/>
+      <w:r>
+        <w:rPr>
+          <w:lang w:val="ru-RU"/>
+        </w:rPr>
+        <w:t>знання</w:t>
+      </w:r>
+      <w:proofErr w:type="spellEnd"/>
+      <w:r>
+        <w:rPr>
+          <w:lang w:val="ru-RU"/>
+        </w:rPr>
+        <w:t xml:space="preserve">, </w:t>
+      </w:r>
+      <w:proofErr w:type="spellStart"/>
+      <w:r>
+        <w:rPr>
+          <w:lang w:val="ru-RU"/>
+        </w:rPr>
+        <w:t>отримані</w:t>
+      </w:r>
+      <w:proofErr w:type="spellEnd"/>
+      <w:r>
+        <w:rPr>
+          <w:lang w:val="ru-RU"/>
+        </w:rPr>
+        <w:t xml:space="preserve"> </w:t>
+      </w:r>
+      <w:proofErr w:type="spellStart"/>
+      <w:r>
+        <w:rPr>
+          <w:lang w:val="ru-RU"/>
+        </w:rPr>
+        <w:t>під</w:t>
+      </w:r>
+      <w:proofErr w:type="spellEnd"/>
+      <w:r>
+        <w:rPr>
+          <w:lang w:val="ru-RU"/>
+        </w:rPr>
+        <w:t xml:space="preserve"> час </w:t>
+      </w:r>
+      <w:proofErr w:type="spellStart"/>
+      <w:r>
+        <w:rPr>
+          <w:lang w:val="ru-RU"/>
+        </w:rPr>
+        <w:t>вивчення</w:t>
+      </w:r>
+      <w:proofErr w:type="spellEnd"/>
+      <w:r>
+        <w:rPr>
+          <w:lang w:val="ru-RU"/>
+        </w:rPr>
+        <w:t xml:space="preserve"> </w:t>
+      </w:r>
+      <w:proofErr w:type="spellStart"/>
+      <w:r>
+        <w:rPr>
+          <w:lang w:val="ru-RU"/>
+        </w:rPr>
+        <w:t>матеріалу</w:t>
+      </w:r>
+      <w:proofErr w:type="spellEnd"/>
+      <w:r>
+        <w:rPr>
+          <w:lang w:val="ru-RU"/>
+        </w:rPr>
+        <w:t xml:space="preserve"> курсу «</w:t>
+      </w:r>
+      <w:proofErr w:type="spellStart"/>
+      <w:r>
+        <w:rPr>
+          <w:lang w:val="ru-RU"/>
+        </w:rPr>
+        <w:t>Програмування</w:t>
+      </w:r>
+      <w:proofErr w:type="spellEnd"/>
+      <w:r>
+        <w:rPr>
+          <w:lang w:val="ru-RU"/>
+        </w:rPr>
+        <w:t xml:space="preserve">». В </w:t>
+      </w:r>
+      <w:proofErr w:type="spellStart"/>
+      <w:r>
+        <w:rPr>
+          <w:lang w:val="ru-RU"/>
+        </w:rPr>
+        <w:t>якості</w:t>
+      </w:r>
+      <w:proofErr w:type="spellEnd"/>
+      <w:r>
+        <w:rPr>
+          <w:lang w:val="ru-RU"/>
+        </w:rPr>
+        <w:t xml:space="preserve"> </w:t>
+      </w:r>
+      <w:proofErr w:type="spellStart"/>
+      <w:r>
+        <w:rPr>
+          <w:lang w:val="ru-RU"/>
+        </w:rPr>
+        <w:t>редоктору</w:t>
+      </w:r>
+      <w:proofErr w:type="spellEnd"/>
+      <w:r>
+        <w:rPr>
+          <w:lang w:val="ru-RU"/>
+        </w:rPr>
+        <w:t xml:space="preserve"> коду </w:t>
+      </w:r>
+      <w:proofErr w:type="spellStart"/>
+      <w:r>
+        <w:rPr>
+          <w:lang w:val="ru-RU"/>
+        </w:rPr>
+        <w:t>було</w:t>
+      </w:r>
+      <w:proofErr w:type="spellEnd"/>
+      <w:r>
+        <w:rPr>
+          <w:lang w:val="ru-RU"/>
+        </w:rPr>
+        <w:t xml:space="preserve"> </w:t>
+      </w:r>
+      <w:proofErr w:type="spellStart"/>
+      <w:r>
+        <w:rPr>
+          <w:lang w:val="ru-RU"/>
+        </w:rPr>
+        <w:t>використано</w:t>
+      </w:r>
+      <w:proofErr w:type="spellEnd"/>
+      <w:r>
+        <w:rPr>
+          <w:lang w:val="ru-RU"/>
+        </w:rPr>
+        <w:t xml:space="preserve"> </w:t>
+      </w:r>
+      <w:proofErr w:type="spellStart"/>
+      <w:r>
+        <w:rPr>
+          <w:lang w:val="ru-RU"/>
+        </w:rPr>
+        <w:t>програмне</w:t>
+      </w:r>
+      <w:proofErr w:type="spellEnd"/>
+      <w:r>
+        <w:rPr>
+          <w:lang w:val="ru-RU"/>
+        </w:rPr>
+        <w:t xml:space="preserve"> </w:t>
+      </w:r>
+      <w:proofErr w:type="spellStart"/>
+      <w:r>
+        <w:rPr>
+          <w:lang w:val="ru-RU"/>
+        </w:rPr>
+        <w:t>забезпечення</w:t>
+      </w:r>
+      <w:proofErr w:type="spellEnd"/>
+      <w:r>
+        <w:rPr>
+          <w:lang w:val="ru-RU"/>
+        </w:rPr>
+        <w:t xml:space="preserve"> </w:t>
+      </w:r>
+      <w:r>
+        <w:rPr>
+          <w:lang w:val="en-US"/>
+        </w:rPr>
+        <w:t>Visual Studio Code</w:t>
+      </w:r>
+      <w:r>
+        <w:rPr>
+          <w:lang w:val="ru-RU"/>
+        </w:rPr>
+        <w:t xml:space="preserve">, яке </w:t>
+      </w:r>
+      <w:proofErr w:type="spellStart"/>
+      <w:r>
+        <w:rPr>
+          <w:lang w:val="ru-RU"/>
+        </w:rPr>
+        <w:t>значно</w:t>
+      </w:r>
+      <w:proofErr w:type="spellEnd"/>
+      <w:r>
+        <w:rPr>
+          <w:lang w:val="ru-RU"/>
+        </w:rPr>
+        <w:t xml:space="preserve"> </w:t>
+      </w:r>
+      <w:proofErr w:type="spellStart"/>
+      <w:r>
+        <w:rPr>
+          <w:lang w:val="ru-RU"/>
+        </w:rPr>
+        <w:t>збільшило</w:t>
+      </w:r>
+      <w:proofErr w:type="spellEnd"/>
+      <w:r>
+        <w:rPr>
+          <w:lang w:val="ru-RU"/>
+        </w:rPr>
+        <w:t xml:space="preserve"> комфорт при </w:t>
+      </w:r>
+      <w:proofErr w:type="spellStart"/>
+      <w:r>
+        <w:rPr>
+          <w:lang w:val="ru-RU"/>
+        </w:rPr>
+        <w:t>роботі</w:t>
+      </w:r>
+      <w:proofErr w:type="spellEnd"/>
+      <w:r>
+        <w:rPr>
+          <w:lang w:val="ru-RU"/>
+        </w:rPr>
+        <w:t xml:space="preserve"> з кодом.</w:t>
+      </w:r>
+    </w:p>
+    <w:p>
+      <w:pPr>
+        <w:rPr>
+          <w:lang w:val="ru-RU"/>
+        </w:rPr>
+      </w:pPr>
+      <w:r>
+        <w:rPr>
+          <w:b/>
+          <w:bCs/>
+          <w:lang w:val="ru-RU"/>
+        </w:rPr>
+        <w:t xml:space="preserve">Метою </w:t>
+      </w:r>
+      <w:proofErr w:type="spellStart"/>
+      <w:r>
+        <w:rPr>
+          <w:lang w:val="ru-RU"/>
+        </w:rPr>
+        <w:t>моєї</w:t>
+      </w:r>
+      <w:proofErr w:type="spellEnd"/>
+      <w:r>
+        <w:rPr>
+          <w:lang w:val="ru-RU"/>
+        </w:rPr>
+        <w:t xml:space="preserve"> </w:t>
+      </w:r>
+      <w:proofErr w:type="spellStart"/>
+      <w:r>
+        <w:rPr>
+          <w:lang w:val="ru-RU"/>
+        </w:rPr>
+        <w:t>роботи</w:t>
+      </w:r>
+      <w:proofErr w:type="spellEnd"/>
+      <w:r>
+        <w:rPr>
+          <w:lang w:val="ru-RU"/>
+        </w:rPr>
+        <w:t xml:space="preserve"> є </w:t>
+      </w:r>
+      <w:proofErr w:type="spellStart"/>
+      <w:r>
+        <w:rPr>
+          <w:lang w:val="ru-RU"/>
+        </w:rPr>
+        <w:t>розробка</w:t>
+      </w:r>
+      <w:proofErr w:type="spellEnd"/>
+      <w:r>
+        <w:rPr>
+          <w:lang w:val="ru-RU"/>
+        </w:rPr>
+        <w:t xml:space="preserve"> </w:t>
+      </w:r>
+      <w:proofErr w:type="spellStart"/>
+      <w:r>
+        <w:rPr>
+          <w:lang w:val="ru-RU"/>
+        </w:rPr>
+        <w:t>гри</w:t>
+      </w:r>
+      <w:proofErr w:type="spellEnd"/>
+      <w:r>
+        <w:rPr>
+          <w:lang w:val="ru-RU"/>
+        </w:rPr>
+        <w:t xml:space="preserve"> «</w:t>
+      </w:r>
+      <w:proofErr w:type="spellStart"/>
+      <w:r>
+        <w:rPr>
+          <w:lang w:val="ru-RU"/>
+        </w:rPr>
+        <w:t>Анфіса</w:t>
+      </w:r>
+      <w:proofErr w:type="spellEnd"/>
+      <w:r>
+        <w:rPr>
+          <w:lang w:val="ru-RU"/>
+        </w:rPr>
+        <w:t xml:space="preserve"> і </w:t>
+      </w:r>
+      <w:proofErr w:type="spellStart"/>
+      <w:r>
+        <w:rPr>
+          <w:lang w:val="ru-RU"/>
+        </w:rPr>
+        <w:t>квіти</w:t>
+      </w:r>
+      <w:proofErr w:type="spellEnd"/>
+      <w:r>
+        <w:rPr>
+          <w:lang w:val="ru-RU"/>
+        </w:rPr>
+        <w:t xml:space="preserve">». Тим самим, </w:t>
+      </w:r>
+      <w:proofErr w:type="spellStart"/>
+      <w:r>
+        <w:rPr>
+          <w:lang w:val="ru-RU"/>
+        </w:rPr>
+        <w:t>створити</w:t>
+      </w:r>
+      <w:proofErr w:type="spellEnd"/>
+      <w:r>
+        <w:rPr>
+          <w:lang w:val="ru-RU"/>
+        </w:rPr>
+        <w:t xml:space="preserve"> </w:t>
+      </w:r>
+      <w:proofErr w:type="spellStart"/>
+      <w:r>
+        <w:rPr>
+          <w:lang w:val="ru-RU"/>
+        </w:rPr>
+        <w:t>алогитм</w:t>
+      </w:r>
+      <w:proofErr w:type="spellEnd"/>
+      <w:r>
+        <w:rPr>
+          <w:lang w:val="ru-RU"/>
+        </w:rPr>
+        <w:t xml:space="preserve"> для </w:t>
+      </w:r>
+      <w:proofErr w:type="spellStart"/>
+      <w:r>
+        <w:rPr>
+          <w:lang w:val="ru-RU"/>
+        </w:rPr>
+        <w:t>розв'язування</w:t>
+      </w:r>
+      <w:proofErr w:type="spellEnd"/>
+      <w:r>
+        <w:rPr>
+          <w:lang w:val="ru-RU"/>
+        </w:rPr>
+        <w:t xml:space="preserve"> </w:t>
+      </w:r>
+      <w:proofErr w:type="spellStart"/>
+      <w:r>
+        <w:rPr>
+          <w:lang w:val="ru-RU"/>
+        </w:rPr>
+        <w:t>типової</w:t>
+      </w:r>
+      <w:proofErr w:type="spellEnd"/>
+      <w:r>
+        <w:rPr>
+          <w:lang w:val="ru-RU"/>
+        </w:rPr>
+        <w:t xml:space="preserve"> </w:t>
+      </w:r>
+      <w:proofErr w:type="spellStart"/>
+      <w:r>
+        <w:rPr>
+          <w:lang w:val="ru-RU"/>
+        </w:rPr>
+        <w:t>алогитмічної</w:t>
+      </w:r>
+      <w:proofErr w:type="spellEnd"/>
+      <w:r>
+        <w:rPr>
+          <w:lang w:val="ru-RU"/>
+        </w:rPr>
+        <w:t xml:space="preserve"> </w:t>
+      </w:r>
+      <w:proofErr w:type="spellStart"/>
+      <w:r>
+        <w:rPr>
+          <w:lang w:val="ru-RU"/>
+        </w:rPr>
+        <w:t>задачі</w:t>
+      </w:r>
+      <w:proofErr w:type="spellEnd"/>
+      <w:r>
+        <w:rPr>
+          <w:lang w:val="ru-RU"/>
+        </w:rPr>
+        <w:t>.</w:t>
+      </w:r>
+    </w:p>
+    <w:p>
+      <w:pPr>
+        <w:rPr>
+          <w:lang w:val="ru-RU"/>
+        </w:rPr>
+      </w:pPr>
+      <w:r>
+        <w:rPr>
+          <w:lang w:val="ru-RU"/>
+        </w:rPr>
+        <w:t xml:space="preserve">Для </w:t>
+      </w:r>
+      <w:proofErr w:type="spellStart"/>
+      <w:r>
+        <w:rPr>
+          <w:lang w:val="ru-RU"/>
+        </w:rPr>
+        <w:t>виконання</w:t>
+      </w:r>
+      <w:proofErr w:type="spellEnd"/>
+      <w:r>
+        <w:rPr>
+          <w:lang w:val="ru-RU"/>
+        </w:rPr>
+        <w:t xml:space="preserve"> </w:t>
+      </w:r>
+      <w:proofErr w:type="spellStart"/>
+      <w:r>
+        <w:rPr>
+          <w:lang w:val="ru-RU"/>
+        </w:rPr>
+        <w:t>поставленної</w:t>
+      </w:r>
+      <w:proofErr w:type="spellEnd"/>
+      <w:r>
+        <w:rPr>
+          <w:lang w:val="ru-RU"/>
+        </w:rPr>
+        <w:t xml:space="preserve"> </w:t>
+      </w:r>
+      <w:proofErr w:type="spellStart"/>
+      <w:r>
+        <w:rPr>
+          <w:lang w:val="ru-RU"/>
+        </w:rPr>
+        <w:t>задачі</w:t>
+      </w:r>
+      <w:proofErr w:type="spellEnd"/>
+      <w:r>
+        <w:rPr>
+          <w:lang w:val="ru-RU"/>
+        </w:rPr>
+        <w:t xml:space="preserve"> </w:t>
+      </w:r>
+      <w:proofErr w:type="spellStart"/>
+      <w:r>
+        <w:rPr>
+          <w:lang w:val="ru-RU"/>
+        </w:rPr>
+        <w:t>було</w:t>
+      </w:r>
+      <w:proofErr w:type="spellEnd"/>
+      <w:r>
+        <w:rPr>
+          <w:lang w:val="ru-RU"/>
+        </w:rPr>
+        <w:t xml:space="preserve"> </w:t>
+      </w:r>
+      <w:proofErr w:type="spellStart"/>
+      <w:r>
+        <w:rPr>
+          <w:lang w:val="ru-RU"/>
+        </w:rPr>
+        <w:t>поставленно</w:t>
+      </w:r>
+      <w:proofErr w:type="spellEnd"/>
+      <w:r>
+        <w:rPr>
+          <w:lang w:val="ru-RU"/>
+        </w:rPr>
+        <w:t xml:space="preserve"> </w:t>
+      </w:r>
+      <w:proofErr w:type="spellStart"/>
+      <w:r>
+        <w:rPr>
+          <w:lang w:val="ru-RU"/>
+        </w:rPr>
+        <w:t>наступні</w:t>
+      </w:r>
+      <w:proofErr w:type="spellEnd"/>
+      <w:r>
+        <w:rPr>
+          <w:lang w:val="ru-RU"/>
+        </w:rPr>
+        <w:t xml:space="preserve"> </w:t>
+      </w:r>
+      <w:proofErr w:type="spellStart"/>
+      <w:r>
+        <w:rPr>
+          <w:lang w:val="ru-RU"/>
+        </w:rPr>
+        <w:t>завдання</w:t>
+      </w:r>
+      <w:proofErr w:type="spellEnd"/>
+      <w:r>
+        <w:rPr>
+          <w:lang w:val="ru-RU"/>
+        </w:rPr>
+        <w:t>:</w:t>
+      </w:r>
+    </w:p>
+    <w:p>
+      <w:pPr>
+        <w:pStyle w:val="ae"/>
+        <w:numPr>
+          <w:ilvl w:val="0"/>
+          <w:numId w:val="27"/>
+        </w:numPr>
+        <w:rPr>
+          <w:lang w:val="ru-RU"/>
+        </w:rPr>
+      </w:pPr>
+      <w:proofErr w:type="spellStart"/>
+      <w:r>
+        <w:rPr>
+          <w:lang w:val="ru-RU"/>
+        </w:rPr>
+        <w:t>досідження</w:t>
+      </w:r>
+      <w:proofErr w:type="spellEnd"/>
+      <w:r>
+        <w:rPr>
+          <w:lang w:val="ru-RU"/>
+        </w:rPr>
+        <w:t xml:space="preserve"> </w:t>
+      </w:r>
+      <w:proofErr w:type="spellStart"/>
+      <w:r>
+        <w:rPr>
+          <w:lang w:val="ru-RU"/>
+        </w:rPr>
+        <w:t>комбінаторної</w:t>
+      </w:r>
+      <w:proofErr w:type="spellEnd"/>
+      <w:r>
+        <w:rPr>
+          <w:lang w:val="ru-RU"/>
+        </w:rPr>
+        <w:t xml:space="preserve"> та </w:t>
+      </w:r>
+      <w:proofErr w:type="spellStart"/>
+      <w:r>
+        <w:rPr>
+          <w:lang w:val="ru-RU"/>
+        </w:rPr>
+        <w:t>алгоритмічної</w:t>
+      </w:r>
+      <w:proofErr w:type="spellEnd"/>
+      <w:r>
+        <w:rPr>
+          <w:lang w:val="ru-RU"/>
+        </w:rPr>
+        <w:t xml:space="preserve"> </w:t>
+      </w:r>
+      <w:proofErr w:type="spellStart"/>
+      <w:r>
+        <w:rPr>
+          <w:lang w:val="ru-RU"/>
+        </w:rPr>
+        <w:t>складової</w:t>
+      </w:r>
+      <w:proofErr w:type="spellEnd"/>
+      <w:r>
+        <w:rPr>
+          <w:lang w:val="ru-RU"/>
+        </w:rPr>
+        <w:t xml:space="preserve"> </w:t>
+      </w:r>
+      <w:proofErr w:type="spellStart"/>
+      <w:r>
+        <w:rPr>
+          <w:lang w:val="ru-RU"/>
+        </w:rPr>
+        <w:t>задачі</w:t>
+      </w:r>
+      <w:proofErr w:type="spellEnd"/>
+      <w:r>
+        <w:rPr>
+          <w:lang w:val="ru-RU"/>
+        </w:rPr>
+        <w:t>;</w:t>
+      </w:r>
+    </w:p>
+    <w:p>
+      <w:pPr>
+        <w:pStyle w:val="ae"/>
+        <w:numPr>
+          <w:ilvl w:val="0"/>
+          <w:numId w:val="27"/>
+        </w:numPr>
+        <w:rPr>
+          <w:lang w:val="ru-RU"/>
+        </w:rPr>
+      </w:pPr>
+      <w:proofErr w:type="spellStart"/>
+      <w:r>
+        <w:rPr>
+          <w:lang w:val="ru-RU"/>
+        </w:rPr>
+        <w:t>розробити</w:t>
+      </w:r>
+      <w:proofErr w:type="spellEnd"/>
+      <w:r>
+        <w:rPr>
+          <w:lang w:val="ru-RU"/>
+        </w:rPr>
+        <w:t xml:space="preserve"> алгоритм </w:t>
+      </w:r>
+      <w:proofErr w:type="spellStart"/>
+      <w:r>
+        <w:rPr>
+          <w:lang w:val="ru-RU"/>
+        </w:rPr>
+        <w:t>гри</w:t>
+      </w:r>
+      <w:proofErr w:type="spellEnd"/>
+      <w:r>
+        <w:rPr>
+          <w:lang w:val="ru-RU"/>
+        </w:rPr>
+        <w:t xml:space="preserve"> з </w:t>
+      </w:r>
+      <w:proofErr w:type="spellStart"/>
+      <w:r>
+        <w:rPr>
+          <w:lang w:val="ru-RU"/>
+        </w:rPr>
+        <w:t>урахуванням</w:t>
+      </w:r>
+      <w:proofErr w:type="spellEnd"/>
+      <w:r>
+        <w:rPr>
+          <w:lang w:val="ru-RU"/>
+        </w:rPr>
+        <w:t xml:space="preserve"> </w:t>
+      </w:r>
+      <w:proofErr w:type="spellStart"/>
+      <w:r>
+        <w:rPr>
+          <w:lang w:val="ru-RU"/>
+        </w:rPr>
+        <w:t>комбінаторної</w:t>
+      </w:r>
+      <w:proofErr w:type="spellEnd"/>
+      <w:r>
+        <w:rPr>
+          <w:lang w:val="ru-RU"/>
+        </w:rPr>
+        <w:t xml:space="preserve"> та </w:t>
+      </w:r>
+      <w:proofErr w:type="spellStart"/>
+      <w:r>
+        <w:rPr>
+          <w:lang w:val="ru-RU"/>
+        </w:rPr>
+        <w:t>алгоритмічної</w:t>
+      </w:r>
+      <w:proofErr w:type="spellEnd"/>
+      <w:r>
+        <w:rPr>
+          <w:lang w:val="ru-RU"/>
+        </w:rPr>
+        <w:t xml:space="preserve"> </w:t>
+      </w:r>
+      <w:proofErr w:type="spellStart"/>
+      <w:r>
+        <w:rPr>
+          <w:lang w:val="ru-RU"/>
+        </w:rPr>
+        <w:t>складової</w:t>
+      </w:r>
+      <w:proofErr w:type="spellEnd"/>
+      <w:r>
+        <w:rPr>
+          <w:lang w:val="ru-RU"/>
+        </w:rPr>
+        <w:t xml:space="preserve"> </w:t>
+      </w:r>
+      <w:proofErr w:type="spellStart"/>
+      <w:r>
+        <w:rPr>
+          <w:lang w:val="ru-RU"/>
+        </w:rPr>
+        <w:t>задачі</w:t>
+      </w:r>
+      <w:proofErr w:type="spellEnd"/>
+      <w:r>
+        <w:rPr>
+          <w:lang w:val="ru-RU"/>
+        </w:rPr>
+        <w:t>;</w:t>
+      </w:r>
+    </w:p>
+    <w:p>
+      <w:pPr>
+        <w:pStyle w:val="ae"/>
+        <w:numPr>
+          <w:ilvl w:val="0"/>
+          <w:numId w:val="27"/>
+        </w:numPr>
+        <w:rPr>
+          <w:lang w:val="ru-RU"/>
+        </w:rPr>
+      </w:pPr>
+      <w:proofErr w:type="spellStart"/>
+      <w:r>
+        <w:rPr>
+          <w:lang w:val="ru-RU"/>
+        </w:rPr>
+        <w:t>написати</w:t>
+      </w:r>
+      <w:proofErr w:type="spellEnd"/>
+      <w:r>
+        <w:rPr>
+          <w:lang w:val="ru-RU"/>
+        </w:rPr>
+        <w:t xml:space="preserve"> </w:t>
+      </w:r>
+      <w:proofErr w:type="spellStart"/>
+      <w:r>
+        <w:rPr>
+          <w:lang w:val="ru-RU"/>
+        </w:rPr>
+        <w:t>програмний</w:t>
+      </w:r>
+      <w:proofErr w:type="spellEnd"/>
+      <w:r>
+        <w:rPr>
+          <w:lang w:val="ru-RU"/>
+        </w:rPr>
+        <w:t xml:space="preserve"> код для </w:t>
+      </w:r>
+      <w:proofErr w:type="spellStart"/>
+      <w:r>
+        <w:rPr>
+          <w:lang w:val="ru-RU"/>
+        </w:rPr>
+        <w:t>реалізації</w:t>
+      </w:r>
+      <w:proofErr w:type="spellEnd"/>
+      <w:r>
+        <w:rPr>
+          <w:lang w:val="ru-RU"/>
+        </w:rPr>
+        <w:t xml:space="preserve"> </w:t>
+      </w:r>
+      <w:proofErr w:type="spellStart"/>
+      <w:r>
+        <w:rPr>
+          <w:lang w:val="ru-RU"/>
+        </w:rPr>
+        <w:t>створеного</w:t>
+      </w:r>
+      <w:proofErr w:type="spellEnd"/>
+      <w:r>
+        <w:rPr>
+          <w:lang w:val="ru-RU"/>
+        </w:rPr>
+        <w:t xml:space="preserve"> алгоритму;</w:t>
+      </w:r>
+    </w:p>
+    <w:p>
+      <w:pPr>
+        <w:pStyle w:val="ae"/>
+        <w:numPr>
+          <w:ilvl w:val="0"/>
+          <w:numId w:val="27"/>
+        </w:numPr>
+        <w:rPr>
+          <w:lang w:val="ru-RU"/>
+        </w:rPr>
+      </w:pPr>
+      <w:r>
+        <w:rPr>
+          <w:lang w:val="ru-RU"/>
+        </w:rPr>
+        <w:t xml:space="preserve">провести </w:t>
+      </w:r>
+      <w:proofErr w:type="spellStart"/>
+      <w:r>
+        <w:rPr>
+          <w:lang w:val="ru-RU"/>
+        </w:rPr>
+        <w:t>тестування</w:t>
+      </w:r>
+      <w:proofErr w:type="spellEnd"/>
+      <w:r>
+        <w:rPr>
+          <w:lang w:val="ru-RU"/>
+        </w:rPr>
+        <w:t xml:space="preserve"> </w:t>
+      </w:r>
+      <w:proofErr w:type="spellStart"/>
+      <w:r>
+        <w:rPr>
+          <w:lang w:val="ru-RU"/>
+        </w:rPr>
+        <w:t>розробленої</w:t>
+      </w:r>
+      <w:proofErr w:type="spellEnd"/>
+      <w:r>
+        <w:rPr>
+          <w:lang w:val="ru-RU"/>
+        </w:rPr>
+        <w:t xml:space="preserve"> </w:t>
+      </w:r>
+      <w:proofErr w:type="spellStart"/>
+      <w:r>
+        <w:rPr>
+          <w:lang w:val="ru-RU"/>
+        </w:rPr>
+        <w:t>програми</w:t>
+      </w:r>
+      <w:proofErr w:type="spellEnd"/>
+      <w:r>
+        <w:rPr>
+          <w:lang w:val="ru-RU"/>
+        </w:rPr>
+        <w:t xml:space="preserve"> для </w:t>
+      </w:r>
+      <w:proofErr w:type="spellStart"/>
+      <w:r>
+        <w:rPr>
+          <w:lang w:val="ru-RU"/>
+        </w:rPr>
+        <w:t>виявлення</w:t>
+      </w:r>
+      <w:proofErr w:type="spellEnd"/>
+      <w:r>
+        <w:rPr>
+          <w:lang w:val="ru-RU"/>
+        </w:rPr>
+        <w:t xml:space="preserve"> </w:t>
+      </w:r>
+      <w:proofErr w:type="spellStart"/>
+      <w:r>
+        <w:rPr>
+          <w:lang w:val="ru-RU"/>
+        </w:rPr>
+        <w:t>можливих</w:t>
+      </w:r>
+      <w:proofErr w:type="spellEnd"/>
+      <w:r>
+        <w:rPr>
+          <w:lang w:val="ru-RU"/>
+        </w:rPr>
+        <w:t xml:space="preserve"> </w:t>
+      </w:r>
+      <w:proofErr w:type="spellStart"/>
+      <w:r>
+        <w:rPr>
+          <w:lang w:val="ru-RU"/>
+        </w:rPr>
+        <w:t>помилок</w:t>
+      </w:r>
+      <w:proofErr w:type="spellEnd"/>
+      <w:r>
+        <w:rPr>
+          <w:lang w:val="ru-RU"/>
+        </w:rPr>
+        <w:t xml:space="preserve"> та </w:t>
+      </w:r>
+      <w:proofErr w:type="spellStart"/>
+      <w:r>
+        <w:rPr>
+          <w:lang w:val="ru-RU"/>
+        </w:rPr>
+        <w:t>некоректної</w:t>
+      </w:r>
+      <w:proofErr w:type="spellEnd"/>
+      <w:r>
+        <w:rPr>
+          <w:lang w:val="ru-RU"/>
+        </w:rPr>
+        <w:t xml:space="preserve"> </w:t>
+      </w:r>
+      <w:proofErr w:type="spellStart"/>
+      <w:r>
+        <w:rPr>
+          <w:lang w:val="ru-RU"/>
+        </w:rPr>
+        <w:t>роботи</w:t>
+      </w:r>
+      <w:proofErr w:type="spellEnd"/>
+      <w:r>
+        <w:rPr>
+          <w:lang w:val="ru-RU"/>
+        </w:rPr>
+        <w:t xml:space="preserve"> коду;</w:t>
+      </w:r>
+    </w:p>
+    <w:p>
+      <w:pPr>
+        <w:pStyle w:val="ae"/>
+        <w:ind w:left="1429" w:firstLine="0"/>
+        <w:rPr>
+          <w:lang w:val="ru-RU"/>
+        </w:rPr>
+      </w:pPr>
+    </w:p>
+    <w:p>
+      <w:pPr>
+        <w:rPr>
+          <w:lang w:val="ru-RU"/>
+        </w:rPr>
+      </w:pPr>
+      <w:proofErr w:type="spellStart"/>
+      <w:r>
+        <w:rPr>
+          <w:b/>
+          <w:bCs/>
+          <w:lang w:val="ru-RU"/>
+        </w:rPr>
+        <w:t>Актуальність</w:t>
+      </w:r>
+      <w:proofErr w:type="spellEnd"/>
+      <w:r>
+        <w:rPr>
+          <w:b/>
+          <w:bCs/>
+          <w:lang w:val="ru-RU"/>
+        </w:rPr>
+        <w:t xml:space="preserve"> </w:t>
+      </w:r>
+      <w:proofErr w:type="spellStart"/>
+      <w:r>
+        <w:rPr>
+          <w:b/>
+          <w:bCs/>
+          <w:lang w:val="ru-RU"/>
+        </w:rPr>
+        <w:t>роботи</w:t>
+      </w:r>
+      <w:proofErr w:type="spellEnd"/>
+      <w:r>
+        <w:rPr>
+          <w:lang w:val="ru-RU"/>
+        </w:rPr>
+        <w:t xml:space="preserve"> </w:t>
+      </w:r>
+      <w:proofErr w:type="spellStart"/>
+      <w:r>
+        <w:rPr>
+          <w:lang w:val="ru-RU"/>
+        </w:rPr>
+        <w:t>полягає</w:t>
+      </w:r>
+      <w:proofErr w:type="spellEnd"/>
+      <w:r>
+        <w:rPr>
+          <w:lang w:val="ru-RU"/>
+        </w:rPr>
+        <w:t xml:space="preserve"> </w:t>
+      </w:r>
+      <w:proofErr w:type="spellStart"/>
+      <w:r>
+        <w:rPr>
+          <w:lang w:val="ru-RU"/>
+        </w:rPr>
+        <w:t>можливості</w:t>
+      </w:r>
+      <w:proofErr w:type="spellEnd"/>
+      <w:r>
+        <w:rPr>
+          <w:lang w:val="ru-RU"/>
+        </w:rPr>
+        <w:t xml:space="preserve"> </w:t>
+      </w:r>
+      <w:proofErr w:type="spellStart"/>
+      <w:r>
+        <w:rPr>
+          <w:lang w:val="ru-RU"/>
+        </w:rPr>
+        <w:t>використання</w:t>
+      </w:r>
+      <w:proofErr w:type="spellEnd"/>
+      <w:r>
+        <w:rPr>
+          <w:lang w:val="ru-RU"/>
+        </w:rPr>
+        <w:t xml:space="preserve"> </w:t>
+      </w:r>
+      <w:proofErr w:type="spellStart"/>
+      <w:r>
+        <w:rPr>
+          <w:lang w:val="ru-RU"/>
+        </w:rPr>
+        <w:t>гри</w:t>
+      </w:r>
+      <w:proofErr w:type="spellEnd"/>
+      <w:r>
+        <w:rPr>
+          <w:lang w:val="ru-RU"/>
+        </w:rPr>
+        <w:t xml:space="preserve"> в </w:t>
+      </w:r>
+      <w:proofErr w:type="spellStart"/>
+      <w:r>
+        <w:rPr>
+          <w:lang w:val="ru-RU"/>
+        </w:rPr>
+        <w:t>якості</w:t>
+      </w:r>
+      <w:proofErr w:type="spellEnd"/>
+      <w:r>
+        <w:rPr>
+          <w:lang w:val="ru-RU"/>
+        </w:rPr>
+        <w:t xml:space="preserve"> </w:t>
+      </w:r>
+      <w:proofErr w:type="spellStart"/>
+      <w:r>
+        <w:rPr>
+          <w:lang w:val="ru-RU"/>
+        </w:rPr>
+        <w:t>тренувального</w:t>
+      </w:r>
+      <w:proofErr w:type="spellEnd"/>
+      <w:r>
+        <w:rPr>
+          <w:lang w:val="ru-RU"/>
+        </w:rPr>
+        <w:t xml:space="preserve"> </w:t>
+      </w:r>
+      <w:proofErr w:type="spellStart"/>
+      <w:r>
+        <w:rPr>
+          <w:lang w:val="ru-RU"/>
+        </w:rPr>
+        <w:t>завдання</w:t>
+      </w:r>
+      <w:proofErr w:type="spellEnd"/>
+      <w:r>
+        <w:rPr>
+          <w:lang w:val="ru-RU"/>
+        </w:rPr>
+        <w:t xml:space="preserve"> при </w:t>
+      </w:r>
+      <w:proofErr w:type="spellStart"/>
+      <w:r>
+        <w:rPr>
+          <w:lang w:val="ru-RU"/>
+        </w:rPr>
+        <w:t>вивченні</w:t>
+      </w:r>
+      <w:proofErr w:type="spellEnd"/>
+      <w:r>
+        <w:rPr>
+          <w:lang w:val="ru-RU"/>
+        </w:rPr>
+        <w:t xml:space="preserve"> </w:t>
+      </w:r>
+      <w:proofErr w:type="spellStart"/>
+      <w:r>
+        <w:rPr>
+          <w:lang w:val="ru-RU"/>
+        </w:rPr>
+        <w:t>комбінаторики</w:t>
+      </w:r>
+      <w:proofErr w:type="spellEnd"/>
+      <w:r>
+        <w:rPr>
+          <w:lang w:val="ru-RU"/>
+        </w:rPr>
+        <w:t xml:space="preserve">. </w:t>
+      </w:r>
+      <w:proofErr w:type="spellStart"/>
+      <w:r>
+        <w:rPr>
+          <w:lang w:val="ru-RU"/>
+        </w:rPr>
+        <w:t>Також</w:t>
+      </w:r>
+      <w:proofErr w:type="spellEnd"/>
+      <w:r>
+        <w:rPr>
+          <w:lang w:val="ru-RU"/>
+        </w:rPr>
+        <w:t xml:space="preserve">, </w:t>
+      </w:r>
+      <w:proofErr w:type="spellStart"/>
+      <w:r>
+        <w:rPr>
+          <w:lang w:val="ru-RU"/>
+        </w:rPr>
+        <w:t>гра</w:t>
+      </w:r>
+      <w:proofErr w:type="spellEnd"/>
+      <w:r>
+        <w:rPr>
+          <w:lang w:val="ru-RU"/>
+        </w:rPr>
+        <w:t xml:space="preserve"> «</w:t>
+      </w:r>
+      <w:proofErr w:type="spellStart"/>
+      <w:r>
+        <w:rPr>
+          <w:lang w:val="ru-RU"/>
+        </w:rPr>
+        <w:t>Анфіса</w:t>
+      </w:r>
+      <w:proofErr w:type="spellEnd"/>
+      <w:r>
+        <w:rPr>
+          <w:lang w:val="ru-RU"/>
+        </w:rPr>
+        <w:t xml:space="preserve"> і </w:t>
+      </w:r>
+      <w:proofErr w:type="spellStart"/>
+      <w:r>
+        <w:rPr>
+          <w:lang w:val="ru-RU"/>
+        </w:rPr>
+        <w:t>квіти</w:t>
+      </w:r>
+      <w:proofErr w:type="spellEnd"/>
+      <w:r>
+        <w:rPr>
+          <w:lang w:val="ru-RU"/>
+        </w:rPr>
+        <w:t xml:space="preserve">» </w:t>
+      </w:r>
+      <w:proofErr w:type="spellStart"/>
+      <w:r>
+        <w:rPr>
+          <w:lang w:val="ru-RU"/>
+        </w:rPr>
+        <w:t>може</w:t>
+      </w:r>
+      <w:proofErr w:type="spellEnd"/>
+      <w:r>
+        <w:rPr>
+          <w:lang w:val="ru-RU"/>
+        </w:rPr>
+        <w:t xml:space="preserve"> стати популярною в </w:t>
+      </w:r>
+      <w:proofErr w:type="spellStart"/>
+      <w:r>
+        <w:rPr>
+          <w:lang w:val="ru-RU"/>
+        </w:rPr>
+        <w:t>якості</w:t>
+      </w:r>
+      <w:proofErr w:type="spellEnd"/>
+      <w:r>
+        <w:rPr>
+          <w:lang w:val="ru-RU"/>
+        </w:rPr>
+        <w:t xml:space="preserve"> инструменту для </w:t>
+      </w:r>
+      <w:proofErr w:type="spellStart"/>
+      <w:r>
+        <w:rPr>
+          <w:lang w:val="ru-RU"/>
+        </w:rPr>
+        <w:t>розвитку</w:t>
+      </w:r>
+      <w:proofErr w:type="spellEnd"/>
+      <w:r>
+        <w:rPr>
+          <w:lang w:val="ru-RU"/>
+        </w:rPr>
+        <w:t xml:space="preserve"> </w:t>
+      </w:r>
+      <w:proofErr w:type="spellStart"/>
+      <w:r>
+        <w:rPr>
+          <w:lang w:val="ru-RU"/>
+        </w:rPr>
+        <w:t>математичного</w:t>
+      </w:r>
+      <w:proofErr w:type="spellEnd"/>
+      <w:r>
+        <w:rPr>
+          <w:lang w:val="ru-RU"/>
+        </w:rPr>
+        <w:t xml:space="preserve"> </w:t>
+      </w:r>
+      <w:proofErr w:type="spellStart"/>
+      <w:r>
+        <w:rPr>
+          <w:lang w:val="ru-RU"/>
+        </w:rPr>
+        <w:t>мислення</w:t>
+      </w:r>
+      <w:proofErr w:type="spellEnd"/>
+      <w:r>
+        <w:rPr>
+          <w:lang w:val="ru-RU"/>
+        </w:rPr>
+        <w:t>.</w:t>
       </w:r>
     </w:p>
     <w:p>
@@ -3254,8 +4799,6 @@
       <w:r>
         <w:t>НАПИСАННЯ КУРСОВОЇ РОБОТИ</w:t>
       </w:r>
-      <w:bookmarkStart w:id="16" w:name="_GoBack"/>
-      <w:bookmarkEnd w:id="16"/>
       <w:r>
         <w:t xml:space="preserve"> ФУНКЦІОНАЛЬНИХ ВИМОГ</w:t>
       </w:r>
@@ -3365,17 +4908,17 @@
       <w:pPr>
         <w:pStyle w:val="2"/>
       </w:pPr>
-      <w:bookmarkStart w:id="17" w:name="_Toc404625635"/>
-      <w:bookmarkStart w:id="18" w:name="_Toc435019431"/>
-      <w:bookmarkStart w:id="19" w:name="_Toc466537386"/>
-      <w:bookmarkStart w:id="20" w:name="_Toc150854331"/>
+      <w:bookmarkStart w:id="16" w:name="_Toc404625635"/>
+      <w:bookmarkStart w:id="17" w:name="_Toc435019431"/>
+      <w:bookmarkStart w:id="18" w:name="_Toc466537386"/>
+      <w:bookmarkStart w:id="19" w:name="_Toc150854331"/>
       <w:r>
         <w:t>1.2. Вимоги до інтерфейсу</w:t>
       </w:r>
+      <w:bookmarkEnd w:id="16"/>
       <w:bookmarkEnd w:id="17"/>
       <w:bookmarkEnd w:id="18"/>
       <w:bookmarkEnd w:id="19"/>
-      <w:bookmarkEnd w:id="20"/>
     </w:p>
     <w:p>
       <w:pPr>
@@ -3408,7 +4951,21 @@
         <w:rPr>
           <w:color w:val="92D050"/>
         </w:rPr>
-        <w:t xml:space="preserve"> чи Pencil GUI</w:t>
+        <w:t xml:space="preserve"> чи </w:t>
+      </w:r>
+      <w:proofErr w:type="spellStart"/>
+      <w:r>
+        <w:rPr>
+          <w:color w:val="92D050"/>
+        </w:rPr>
+        <w:t>Pencil</w:t>
+      </w:r>
+      <w:proofErr w:type="spellEnd"/>
+      <w:r>
+        <w:rPr>
+          <w:color w:val="92D050"/>
+        </w:rPr>
+        <w:t xml:space="preserve"> GUI</w:t>
       </w:r>
     </w:p>
     <w:p>
@@ -3519,40 +5076,40 @@
       <w:pPr>
         <w:pStyle w:val="1"/>
       </w:pPr>
-      <w:bookmarkStart w:id="21" w:name="_Toc404625636"/>
+      <w:bookmarkStart w:id="20" w:name="_Toc404625636"/>
       <w:r>
         <w:rPr>
           <w:sz w:val="24"/>
         </w:rPr>
         <w:br w:type="page"/>
       </w:r>
-      <w:bookmarkStart w:id="22" w:name="_Toc435019432"/>
-      <w:bookmarkStart w:id="23" w:name="_Toc466537387"/>
-      <w:bookmarkStart w:id="24" w:name="_Toc150854332"/>
+      <w:bookmarkStart w:id="21" w:name="_Toc435019432"/>
+      <w:bookmarkStart w:id="22" w:name="_Toc466537387"/>
+      <w:bookmarkStart w:id="23" w:name="_Toc150854332"/>
       <w:r>
         <w:lastRenderedPageBreak/>
         <w:t>2. ПЛАНУВАННЯ СИСТЕМИ</w:t>
       </w:r>
+      <w:bookmarkEnd w:id="20"/>
       <w:bookmarkEnd w:id="21"/>
       <w:bookmarkEnd w:id="22"/>
       <w:bookmarkEnd w:id="23"/>
+    </w:p>
+    <w:p>
+      <w:pPr>
+        <w:pStyle w:val="2"/>
+      </w:pPr>
+      <w:bookmarkStart w:id="24" w:name="_Toc404625637"/>
+      <w:bookmarkStart w:id="25" w:name="_Toc435019433"/>
+      <w:bookmarkStart w:id="26" w:name="_Toc466537388"/>
+      <w:bookmarkStart w:id="27" w:name="_Toc150854333"/>
+      <w:r>
+        <w:t xml:space="preserve">2.1. </w:t>
+      </w:r>
       <w:bookmarkEnd w:id="24"/>
-    </w:p>
-    <w:p>
-      <w:pPr>
-        <w:pStyle w:val="2"/>
-      </w:pPr>
-      <w:bookmarkStart w:id="25" w:name="_Toc404625637"/>
-      <w:bookmarkStart w:id="26" w:name="_Toc435019433"/>
-      <w:bookmarkStart w:id="27" w:name="_Toc466537388"/>
-      <w:bookmarkStart w:id="28" w:name="_Toc150854333"/>
-      <w:r>
-        <w:t xml:space="preserve">2.1. </w:t>
-      </w:r>
       <w:bookmarkEnd w:id="25"/>
       <w:bookmarkEnd w:id="26"/>
       <w:bookmarkEnd w:id="27"/>
-      <w:bookmarkEnd w:id="28"/>
       <w:r>
         <w:t>Алгоритм роботи програми</w:t>
       </w:r>
@@ -3586,7 +5143,21 @@
         <w:rPr>
           <w:color w:val="92D050"/>
         </w:rPr>
-        <w:t xml:space="preserve">+ добавте зображення </w:t>
+        <w:t xml:space="preserve">+ </w:t>
+      </w:r>
+      <w:proofErr w:type="spellStart"/>
+      <w:r>
+        <w:rPr>
+          <w:color w:val="92D050"/>
+        </w:rPr>
+        <w:t>добавте</w:t>
+      </w:r>
+      <w:proofErr w:type="spellEnd"/>
+      <w:r>
+        <w:rPr>
+          <w:color w:val="92D050"/>
+        </w:rPr>
+        <w:t xml:space="preserve"> зображення </w:t>
       </w:r>
     </w:p>
     <w:p>
@@ -3602,120 +5173,120 @@
       <w:pPr>
         <w:pStyle w:val="2"/>
       </w:pPr>
-      <w:bookmarkStart w:id="29" w:name="_Toc404625638"/>
-      <w:bookmarkStart w:id="30" w:name="_Toc435019434"/>
-      <w:bookmarkStart w:id="31" w:name="_Toc466537389"/>
-      <w:bookmarkStart w:id="32" w:name="_Toc150854334"/>
+      <w:bookmarkStart w:id="28" w:name="_Toc404625638"/>
+      <w:bookmarkStart w:id="29" w:name="_Toc435019434"/>
+      <w:bookmarkStart w:id="30" w:name="_Toc466537389"/>
+      <w:bookmarkStart w:id="31" w:name="_Toc150854334"/>
       <w:r>
         <w:t xml:space="preserve">2.2. </w:t>
       </w:r>
+      <w:bookmarkEnd w:id="28"/>
       <w:bookmarkEnd w:id="29"/>
       <w:bookmarkEnd w:id="30"/>
+      <w:r>
+        <w:t>Тестування</w:t>
+      </w:r>
       <w:bookmarkEnd w:id="31"/>
-      <w:r>
-        <w:t>Тестування</w:t>
+    </w:p>
+    <w:p>
+      <w:pPr>
+        <w:ind w:firstLine="0"/>
+        <w:rPr>
+          <w:color w:val="92D050"/>
+        </w:rPr>
+      </w:pPr>
+      <w:r>
+        <w:rPr>
+          <w:color w:val="92D050"/>
+        </w:rPr>
+        <w:t xml:space="preserve">Опишіть </w:t>
+      </w:r>
+      <w:r>
+        <w:rPr>
+          <w:color w:val="92D050"/>
+        </w:rPr>
+        <w:t>використані Вами види тестування</w:t>
+      </w:r>
+      <w:r>
+        <w:rPr>
+          <w:color w:val="92D050"/>
+        </w:rPr>
+        <w:t xml:space="preserve"> </w:t>
+      </w:r>
+    </w:p>
+    <w:p>
+      <w:pPr>
+        <w:ind w:firstLine="0"/>
+        <w:rPr>
+          <w:color w:val="92D050"/>
+        </w:rPr>
+      </w:pPr>
+      <w:r>
+        <w:rPr>
+          <w:color w:val="92D050"/>
+        </w:rPr>
+        <w:t xml:space="preserve">Опишіть </w:t>
+      </w:r>
+      <w:r>
+        <w:rPr>
+          <w:color w:val="92D050"/>
+        </w:rPr>
+        <w:t>процес тестування програми</w:t>
+      </w:r>
+      <w:r>
+        <w:rPr>
+          <w:color w:val="92D050"/>
+        </w:rPr>
+        <w:t xml:space="preserve"> та знайдені помилки</w:t>
+      </w:r>
+      <w:r>
+        <w:rPr>
+          <w:color w:val="92D050"/>
+        </w:rPr>
+        <w:t>, наведіть посилання на відповідні скріншоти</w:t>
+      </w:r>
+      <w:r>
+        <w:rPr>
+          <w:color w:val="92D050"/>
+        </w:rPr>
+        <w:t xml:space="preserve"> </w:t>
+      </w:r>
+    </w:p>
+    <w:p>
+      <w:pPr>
+        <w:ind w:firstLine="0"/>
+        <w:rPr>
+          <w:color w:val="92D050"/>
+        </w:rPr>
+      </w:pPr>
+      <w:r>
+        <w:rPr>
+          <w:color w:val="92D050"/>
+        </w:rPr>
+        <w:t xml:space="preserve">Які зміни Ви внесли до проекту у результаті тестування  чи, можливо, його пілотного впровадження? </w:t>
+      </w:r>
+    </w:p>
+    <w:p>
+      <w:pPr>
+        <w:pStyle w:val="2"/>
+      </w:pPr>
+      <w:bookmarkStart w:id="32" w:name="_Toc404625639"/>
+      <w:bookmarkStart w:id="33" w:name="_Toc435019435"/>
+      <w:bookmarkStart w:id="34" w:name="_Toc466537390"/>
+      <w:bookmarkStart w:id="35" w:name="_Toc150854335"/>
+      <w:r>
+        <w:t xml:space="preserve">2.3. Інструкція з </w:t>
+      </w:r>
+      <w:r>
+        <w:t xml:space="preserve">використання </w:t>
       </w:r>
       <w:bookmarkEnd w:id="32"/>
-    </w:p>
-    <w:p>
-      <w:pPr>
-        <w:ind w:firstLine="0"/>
-        <w:rPr>
-          <w:color w:val="92D050"/>
-        </w:rPr>
-      </w:pPr>
-      <w:r>
-        <w:rPr>
-          <w:color w:val="92D050"/>
-        </w:rPr>
-        <w:t xml:space="preserve">Опишіть </w:t>
-      </w:r>
-      <w:r>
-        <w:rPr>
-          <w:color w:val="92D050"/>
-        </w:rPr>
-        <w:t>використані Вами види тестування</w:t>
-      </w:r>
-      <w:r>
-        <w:rPr>
-          <w:color w:val="92D050"/>
-        </w:rPr>
-        <w:t xml:space="preserve"> </w:t>
-      </w:r>
-    </w:p>
-    <w:p>
-      <w:pPr>
-        <w:ind w:firstLine="0"/>
-        <w:rPr>
-          <w:color w:val="92D050"/>
-        </w:rPr>
-      </w:pPr>
-      <w:r>
-        <w:rPr>
-          <w:color w:val="92D050"/>
-        </w:rPr>
-        <w:t xml:space="preserve">Опишіть </w:t>
-      </w:r>
-      <w:r>
-        <w:rPr>
-          <w:color w:val="92D050"/>
-        </w:rPr>
-        <w:t>процес тестування програми</w:t>
-      </w:r>
-      <w:r>
-        <w:rPr>
-          <w:color w:val="92D050"/>
-        </w:rPr>
-        <w:t xml:space="preserve"> та знайдені помилки</w:t>
-      </w:r>
-      <w:r>
-        <w:rPr>
-          <w:color w:val="92D050"/>
-        </w:rPr>
-        <w:t>, наведіть посилання на відповідні скріншоти</w:t>
-      </w:r>
-      <w:r>
-        <w:rPr>
-          <w:color w:val="92D050"/>
-        </w:rPr>
-        <w:t xml:space="preserve"> </w:t>
-      </w:r>
-    </w:p>
-    <w:p>
-      <w:pPr>
-        <w:ind w:firstLine="0"/>
-        <w:rPr>
-          <w:color w:val="92D050"/>
-        </w:rPr>
-      </w:pPr>
-      <w:r>
-        <w:rPr>
-          <w:color w:val="92D050"/>
-        </w:rPr>
-        <w:t xml:space="preserve">Які зміни Ви внесли до проекту у результаті тестування  чи, можливо, його пілотного впровадження? </w:t>
-      </w:r>
-    </w:p>
-    <w:p>
-      <w:pPr>
-        <w:pStyle w:val="2"/>
-      </w:pPr>
-      <w:bookmarkStart w:id="33" w:name="_Toc404625639"/>
-      <w:bookmarkStart w:id="34" w:name="_Toc435019435"/>
-      <w:bookmarkStart w:id="35" w:name="_Toc466537390"/>
-      <w:bookmarkStart w:id="36" w:name="_Toc150854335"/>
-      <w:r>
-        <w:t xml:space="preserve">2.3. Інструкція з </w:t>
-      </w:r>
-      <w:r>
-        <w:t xml:space="preserve">використання </w:t>
-      </w:r>
       <w:bookmarkEnd w:id="33"/>
       <w:bookmarkEnd w:id="34"/>
+      <w:r>
+        <w:t>системи</w:t>
+      </w:r>
       <w:bookmarkEnd w:id="35"/>
-      <w:r>
-        <w:t>системи</w:t>
-      </w:r>
-      <w:bookmarkEnd w:id="36"/>
     </w:p>
     <w:p>
       <w:pPr>
@@ -3781,23 +5352,23 @@
       <w:r>
         <w:br w:type="page"/>
       </w:r>
-      <w:bookmarkStart w:id="37" w:name="_Toc404625640"/>
-      <w:bookmarkStart w:id="38" w:name="_Toc435019436"/>
-      <w:bookmarkStart w:id="39" w:name="_Toc435019437"/>
-      <w:bookmarkStart w:id="40" w:name="_Toc466537391"/>
-      <w:bookmarkStart w:id="41" w:name="_Toc150854336"/>
+      <w:bookmarkStart w:id="36" w:name="_Toc404625640"/>
+      <w:bookmarkStart w:id="37" w:name="_Toc435019436"/>
+      <w:bookmarkStart w:id="38" w:name="_Toc435019437"/>
+      <w:bookmarkStart w:id="39" w:name="_Toc466537391"/>
+      <w:bookmarkStart w:id="40" w:name="_Toc150854336"/>
       <w:r>
         <w:lastRenderedPageBreak/>
         <w:t>ВИСНОВК</w:t>
       </w:r>
+      <w:bookmarkEnd w:id="36"/>
       <w:bookmarkEnd w:id="37"/>
       <w:bookmarkEnd w:id="38"/>
+      <w:r>
+        <w:t>И</w:t>
+      </w:r>
       <w:bookmarkEnd w:id="39"/>
-      <w:r>
-        <w:t>И</w:t>
-      </w:r>
       <w:bookmarkEnd w:id="40"/>
-      <w:bookmarkEnd w:id="41"/>
     </w:p>
     <w:p>
       <w:pPr>
@@ -3893,14 +5464,14 @@
         </w:rPr>
         <w:br w:type="page"/>
       </w:r>
-      <w:bookmarkStart w:id="42" w:name="_Toc466537392"/>
-      <w:bookmarkStart w:id="43" w:name="_Toc150854337"/>
+      <w:bookmarkStart w:id="41" w:name="_Toc466537392"/>
+      <w:bookmarkStart w:id="42" w:name="_Toc150854337"/>
       <w:r>
         <w:lastRenderedPageBreak/>
         <w:t>СПИСОК ВИКОРИСТАНОЇ ЛІТЕРАТУРИ</w:t>
       </w:r>
+      <w:bookmarkEnd w:id="41"/>
       <w:bookmarkEnd w:id="42"/>
-      <w:bookmarkEnd w:id="43"/>
     </w:p>
     <w:p>
       <w:pPr>
@@ -3944,9 +5515,9 @@
           <w:color w:val="00B050"/>
         </w:rPr>
       </w:pPr>
-      <w:bookmarkStart w:id="44" w:name="_Toc404625644"/>
-      <w:bookmarkStart w:id="45" w:name="_Toc435019442"/>
-      <w:bookmarkStart w:id="46" w:name="_Toc466537395"/>
+      <w:bookmarkStart w:id="43" w:name="_Toc404625644"/>
+      <w:bookmarkStart w:id="44" w:name="_Toc435019442"/>
+      <w:bookmarkStart w:id="45" w:name="_Toc466537395"/>
       <w:r>
         <w:rPr>
           <w:color w:val="00B050"/>
@@ -3980,7 +5551,7 @@
       <w:pPr>
         <w:pStyle w:val="1"/>
       </w:pPr>
-      <w:bookmarkStart w:id="47" w:name="_Toc150854344"/>
+      <w:bookmarkStart w:id="46" w:name="_Toc150854344"/>
       <w:r>
         <w:lastRenderedPageBreak/>
         <w:t xml:space="preserve">ДОДАТОК </w:t>
@@ -3997,7 +5568,7 @@
       <w:r>
         <w:t>ВИХІДНІ КОДИ</w:t>
       </w:r>
-      <w:bookmarkEnd w:id="47"/>
+      <w:bookmarkEnd w:id="46"/>
     </w:p>
     <w:p>
       <w:pPr>
@@ -4007,7 +5578,7 @@
           <w:color w:val="92D050"/>
         </w:rPr>
       </w:pPr>
-      <w:bookmarkStart w:id="48" w:name="_Toc120975436"/>
+      <w:bookmarkStart w:id="47" w:name="_Toc120975436"/>
       <w:r>
         <w:rPr>
           <w:color w:val="92D050"/>
@@ -4041,7 +5612,21 @@
         <w:rPr>
           <w:color w:val="92D050"/>
         </w:rPr>
-        <w:t xml:space="preserve">Один з додатків – вихідні коди програми. Тут ви наводите код одного компоненту чи класу, а решту кодів розміщуєте у публічному репозиторії на GitHub, і вказуєте посилання для доступу до нього. </w:t>
+        <w:t xml:space="preserve">Один з додатків – вихідні коди програми. Тут ви наводите код одного компоненту чи класу, а решту кодів розміщуєте у публічному репозиторії на </w:t>
+      </w:r>
+      <w:proofErr w:type="spellStart"/>
+      <w:r>
+        <w:rPr>
+          <w:color w:val="92D050"/>
+        </w:rPr>
+        <w:t>GitHub</w:t>
+      </w:r>
+      <w:proofErr w:type="spellEnd"/>
+      <w:r>
+        <w:rPr>
+          <w:color w:val="92D050"/>
+        </w:rPr>
+        <w:t xml:space="preserve">, і вказуєте посилання для доступу до нього. </w:t>
       </w:r>
     </w:p>
     <w:p>
@@ -4055,7 +5640,119 @@
         <w:rPr>
           <w:color w:val="92D050"/>
         </w:rPr>
-        <w:t>Веб-застосунки мають бути розгорнуті та доступні для перегляду (не треба шукати підозрілі хостинги - використовуйте Azure, AWS, GCP тощо, клієнтські веб-застосунки хостимо в GitHub Pages). Ігри мають бути розміщені в одному з магазинів – наприклад, в itch.io, для десктопних застосунків інсталяційний пакет має бути доступний для завантаження з репозиторію, мобільні застосунки мають бути розміщені в одному з безкоштовних магазинів (SlideMe, F-Droid, Aptoide тощо).</w:t>
+        <w:t xml:space="preserve">Веб-застосунки мають бути розгорнуті та доступні для перегляду (не треба шукати підозрілі хостинги - використовуйте </w:t>
+      </w:r>
+      <w:proofErr w:type="spellStart"/>
+      <w:r>
+        <w:rPr>
+          <w:color w:val="92D050"/>
+        </w:rPr>
+        <w:t>Azure</w:t>
+      </w:r>
+      <w:proofErr w:type="spellEnd"/>
+      <w:r>
+        <w:rPr>
+          <w:color w:val="92D050"/>
+        </w:rPr>
+        <w:t xml:space="preserve">, AWS, GCP тощо, клієнтські веб-застосунки </w:t>
+      </w:r>
+      <w:proofErr w:type="spellStart"/>
+      <w:r>
+        <w:rPr>
+          <w:color w:val="92D050"/>
+        </w:rPr>
+        <w:t>хостимо</w:t>
+      </w:r>
+      <w:proofErr w:type="spellEnd"/>
+      <w:r>
+        <w:rPr>
+          <w:color w:val="92D050"/>
+        </w:rPr>
+        <w:t xml:space="preserve"> в </w:t>
+      </w:r>
+      <w:proofErr w:type="spellStart"/>
+      <w:r>
+        <w:rPr>
+          <w:color w:val="92D050"/>
+        </w:rPr>
+        <w:t>GitHub</w:t>
+      </w:r>
+      <w:proofErr w:type="spellEnd"/>
+      <w:r>
+        <w:rPr>
+          <w:color w:val="92D050"/>
+        </w:rPr>
+        <w:t xml:space="preserve"> </w:t>
+      </w:r>
+      <w:proofErr w:type="spellStart"/>
+      <w:r>
+        <w:rPr>
+          <w:color w:val="92D050"/>
+        </w:rPr>
+        <w:t>Pages</w:t>
+      </w:r>
+      <w:proofErr w:type="spellEnd"/>
+      <w:r>
+        <w:rPr>
+          <w:color w:val="92D050"/>
+        </w:rPr>
+        <w:t xml:space="preserve">). Ігри мають бути розміщені в одному з магазинів – наприклад, в itch.io, для </w:t>
+      </w:r>
+      <w:proofErr w:type="spellStart"/>
+      <w:r>
+        <w:rPr>
+          <w:color w:val="92D050"/>
+        </w:rPr>
+        <w:t>десктопних</w:t>
+      </w:r>
+      <w:proofErr w:type="spellEnd"/>
+      <w:r>
+        <w:rPr>
+          <w:color w:val="92D050"/>
+        </w:rPr>
+        <w:t xml:space="preserve"> застосунків інсталяційний пакет має бути доступний для завантаження з репозиторію, мобільні застосунки мають бути розміщені в одному з безкоштовних магазинів (</w:t>
+      </w:r>
+      <w:proofErr w:type="spellStart"/>
+      <w:r>
+        <w:rPr>
+          <w:color w:val="92D050"/>
+        </w:rPr>
+        <w:t>SlideMe</w:t>
+      </w:r>
+      <w:proofErr w:type="spellEnd"/>
+      <w:r>
+        <w:rPr>
+          <w:color w:val="92D050"/>
+        </w:rPr>
+        <w:t>, F-</w:t>
+      </w:r>
+      <w:proofErr w:type="spellStart"/>
+      <w:r>
+        <w:rPr>
+          <w:color w:val="92D050"/>
+        </w:rPr>
+        <w:t>Droid</w:t>
+      </w:r>
+      <w:proofErr w:type="spellEnd"/>
+      <w:r>
+        <w:rPr>
+          <w:color w:val="92D050"/>
+        </w:rPr>
+        <w:t xml:space="preserve">, </w:t>
+      </w:r>
+      <w:proofErr w:type="spellStart"/>
+      <w:r>
+        <w:rPr>
+          <w:color w:val="92D050"/>
+        </w:rPr>
+        <w:t>Aptoide</w:t>
+      </w:r>
+      <w:proofErr w:type="spellEnd"/>
+      <w:r>
+        <w:rPr>
+          <w:color w:val="92D050"/>
+        </w:rPr>
+        <w:t xml:space="preserve"> тощо).</w:t>
       </w:r>
     </w:p>
     <w:p>
@@ -4096,8 +5793,30 @@
         <w:rPr>
           <w:color w:val="92D050"/>
         </w:rPr>
-        <w:t>Коди наводяться 12-м шрифтом і у форматованому вигляді (з підсвіткою синтаксису) – скористайтесь tohtml.com або highlight.hohli</w:t>
-      </w:r>
+        <w:t xml:space="preserve">Коди наводяться 12-м шрифтом і у </w:t>
+      </w:r>
+      <w:proofErr w:type="spellStart"/>
+      <w:r>
+        <w:rPr>
+          <w:color w:val="92D050"/>
+        </w:rPr>
+        <w:t>форматованому</w:t>
+      </w:r>
+      <w:proofErr w:type="spellEnd"/>
+      <w:r>
+        <w:rPr>
+          <w:color w:val="92D050"/>
+        </w:rPr>
+        <w:t xml:space="preserve"> вигляді (з підсвіткою синтаксису) – скористайтесь tohtml.com або </w:t>
+      </w:r>
+      <w:proofErr w:type="spellStart"/>
+      <w:r>
+        <w:rPr>
+          <w:color w:val="92D050"/>
+        </w:rPr>
+        <w:t>highlight.hohli</w:t>
+      </w:r>
+      <w:proofErr w:type="spellEnd"/>
       <w:r>
         <w:rPr>
           <w:highlight w:val="yellow"/>
@@ -4109,9 +5828,9 @@
       <w:pPr>
         <w:pStyle w:val="1"/>
       </w:pPr>
-      <w:bookmarkStart w:id="49" w:name="_Toc120975438"/>
-      <w:bookmarkStart w:id="50" w:name="_Toc150854346"/>
-      <w:bookmarkEnd w:id="48"/>
+      <w:bookmarkStart w:id="48" w:name="_Toc120975438"/>
+      <w:bookmarkStart w:id="49" w:name="_Toc150854346"/>
+      <w:bookmarkEnd w:id="47"/>
       <w:r>
         <w:lastRenderedPageBreak/>
         <w:t xml:space="preserve">ДОДАТОК </w:t>
@@ -4122,8 +5841,8 @@
       <w:r>
         <w:t>. РЕЗУЛЬТАТИ ТЕСТУВАННЯ</w:t>
       </w:r>
+      <w:bookmarkEnd w:id="48"/>
       <w:bookmarkEnd w:id="49"/>
-      <w:bookmarkEnd w:id="50"/>
     </w:p>
     <w:p>
       <w:pPr>
@@ -4161,9 +5880,9 @@
         <w:t>Використовуйте відповідні сервіси та фреймворки для проведення тестів (дивіться вище – опис розділу, присвяченому тестуванню)</w:t>
       </w:r>
     </w:p>
+    <w:bookmarkEnd w:id="43"/>
     <w:bookmarkEnd w:id="44"/>
     <w:bookmarkEnd w:id="45"/>
-    <w:bookmarkEnd w:id="46"/>
     <w:p>
       <w:pPr>
         <w:ind w:firstLine="0"/>
@@ -4184,7 +5903,7 @@
 </file>
 
 <file path=word/endnotes.xml><?xml version="1.0" encoding="utf-8"?>
-<w:endnotes xmlns:wpc="http://schemas.microsoft.com/office/word/2010/wordprocessingCanvas" xmlns:cx="http://schemas.microsoft.com/office/drawing/2014/chartex" xmlns:cx1="http://schemas.microsoft.com/office/drawing/2015/9/8/chartex" xmlns:cx2="http://schemas.microsoft.com/office/drawing/2015/10/21/chartex" xmlns:cx3="http://schemas.microsoft.com/office/drawing/2016/5/9/chartex" xmlns:cx4="http://schemas.microsoft.com/office/drawing/2016/5/10/chartex" xmlns:cx5="http://schemas.microsoft.com/office/drawing/2016/5/11/chartex" xmlns:cx6="http://schemas.microsoft.com/office/drawing/2016/5/12/chartex" xmlns:cx7="http://schemas.microsoft.com/office/drawing/2016/5/13/chartex" xmlns:cx8="http://schemas.microsoft.com/office/drawing/2016/5/14/chartex" xmlns:mc="http://schemas.openxmlformats.org/markup-compatibility/2006" xmlns:aink="http://schemas.microsoft.com/office/drawing/2016/ink" xmlns:am3d="http://schemas.microsoft.com/office/drawing/2017/model3d" xmlns:o="urn:schemas-microsoft-com:office:office" xmlns:r="http://schemas.openxmlformats.org/officeDocument/2006/relationships" xmlns:m="http://schemas.openxmlformats.org/officeDocument/2006/math" xmlns:v="urn:schemas-microsoft-com:vml" xmlns:wp14="http://schemas.microsoft.com/office/word/2010/wordprocessingDrawing" xmlns:wp="http://schemas.openxmlformats.org/drawingml/2006/wordprocessingDrawing" xmlns:w10="urn:schemas-microsoft-com:office:word" xmlns:w="http://schemas.openxmlformats.org/wordprocessingml/2006/main" xmlns:w14="http://schemas.microsoft.com/office/word/2010/wordml" xmlns:w15="http://schemas.microsoft.com/office/word/2012/wordml" xmlns:w16cex="http://schemas.microsoft.com/office/word/2018/wordml/cex" xmlns:w16cid="http://schemas.microsoft.com/office/word/2016/wordml/cid" xmlns:w16="http://schemas.microsoft.com/office/word/2018/wordml" xmlns:w16se="http://schemas.microsoft.com/office/word/2015/wordml/symex" xmlns:wpg="http://schemas.microsoft.com/office/word/2010/wordprocessingGroup" xmlns:wpi="http://schemas.microsoft.com/office/word/2010/wordprocessingInk" xmlns:wne="http://schemas.microsoft.com/office/word/2006/wordml" xmlns:wps="http://schemas.microsoft.com/office/word/2010/wordprocessingShape" mc:Ignorable="w14 w15 w16se w16cid w16 w16cex wp14">
+<w:endnotes xmlns:wpc="http://schemas.microsoft.com/office/word/2010/wordprocessingCanvas" xmlns:cx="http://schemas.microsoft.com/office/drawing/2014/chartex" xmlns:cx1="http://schemas.microsoft.com/office/drawing/2015/9/8/chartex" xmlns:cx2="http://schemas.microsoft.com/office/drawing/2015/10/21/chartex" xmlns:cx3="http://schemas.microsoft.com/office/drawing/2016/5/9/chartex" xmlns:cx4="http://schemas.microsoft.com/office/drawing/2016/5/10/chartex" xmlns:cx5="http://schemas.microsoft.com/office/drawing/2016/5/11/chartex" xmlns:cx6="http://schemas.microsoft.com/office/drawing/2016/5/12/chartex" xmlns:cx7="http://schemas.microsoft.com/office/drawing/2016/5/13/chartex" xmlns:cx8="http://schemas.microsoft.com/office/drawing/2016/5/14/chartex" xmlns:mc="http://schemas.openxmlformats.org/markup-compatibility/2006" xmlns:aink="http://schemas.microsoft.com/office/drawing/2016/ink" xmlns:am3d="http://schemas.microsoft.com/office/drawing/2017/model3d" xmlns:o="urn:schemas-microsoft-com:office:office" xmlns:r="http://schemas.openxmlformats.org/officeDocument/2006/relationships" xmlns:m="http://schemas.openxmlformats.org/officeDocument/2006/math" xmlns:v="urn:schemas-microsoft-com:vml" xmlns:wp14="http://schemas.microsoft.com/office/word/2010/wordprocessingDrawing" xmlns:wp="http://schemas.openxmlformats.org/drawingml/2006/wordprocessingDrawing" xmlns:w10="urn:schemas-microsoft-com:office:word" xmlns:w="http://schemas.openxmlformats.org/wordprocessingml/2006/main" xmlns:w14="http://schemas.microsoft.com/office/word/2010/wordml" xmlns:w15="http://schemas.microsoft.com/office/word/2012/wordml" xmlns:w16cex="http://schemas.microsoft.com/office/word/2018/wordml/cex" xmlns:w16cid="http://schemas.microsoft.com/office/word/2016/wordml/cid" xmlns:w16="http://schemas.microsoft.com/office/word/2018/wordml" xmlns:w16sdtdh="http://schemas.microsoft.com/office/word/2020/wordml/sdtdatahash" xmlns:w16se="http://schemas.microsoft.com/office/word/2015/wordml/symex" xmlns:wpg="http://schemas.microsoft.com/office/word/2010/wordprocessingGroup" xmlns:wpi="http://schemas.microsoft.com/office/word/2010/wordprocessingInk" xmlns:wne="http://schemas.microsoft.com/office/word/2006/wordml" xmlns:wps="http://schemas.microsoft.com/office/word/2010/wordprocessingShape" mc:Ignorable="w14 w15 w16se w16cid w16 w16cex w16sdtdh wp14">
   <w:endnote w:type="separator" w:id="-1">
     <w:p>
       <w:pPr>
@@ -4209,7 +5928,7 @@
 </file>
 
 <file path=word/footnotes.xml><?xml version="1.0" encoding="utf-8"?>
-<w:footnotes xmlns:wpc="http://schemas.microsoft.com/office/word/2010/wordprocessingCanvas" xmlns:cx="http://schemas.microsoft.com/office/drawing/2014/chartex" xmlns:cx1="http://schemas.microsoft.com/office/drawing/2015/9/8/chartex" xmlns:cx2="http://schemas.microsoft.com/office/drawing/2015/10/21/chartex" xmlns:cx3="http://schemas.microsoft.com/office/drawing/2016/5/9/chartex" xmlns:cx4="http://schemas.microsoft.com/office/drawing/2016/5/10/chartex" xmlns:cx5="http://schemas.microsoft.com/office/drawing/2016/5/11/chartex" xmlns:cx6="http://schemas.microsoft.com/office/drawing/2016/5/12/chartex" xmlns:cx7="http://schemas.microsoft.com/office/drawing/2016/5/13/chartex" xmlns:cx8="http://schemas.microsoft.com/office/drawing/2016/5/14/chartex" xmlns:mc="http://schemas.openxmlformats.org/markup-compatibility/2006" xmlns:aink="http://schemas.microsoft.com/office/drawing/2016/ink" xmlns:am3d="http://schemas.microsoft.com/office/drawing/2017/model3d" xmlns:o="urn:schemas-microsoft-com:office:office" xmlns:r="http://schemas.openxmlformats.org/officeDocument/2006/relationships" xmlns:m="http://schemas.openxmlformats.org/officeDocument/2006/math" xmlns:v="urn:schemas-microsoft-com:vml" xmlns:wp14="http://schemas.microsoft.com/office/word/2010/wordprocessingDrawing" xmlns:wp="http://schemas.openxmlformats.org/drawingml/2006/wordprocessingDrawing" xmlns:w10="urn:schemas-microsoft-com:office:word" xmlns:w="http://schemas.openxmlformats.org/wordprocessingml/2006/main" xmlns:w14="http://schemas.microsoft.com/office/word/2010/wordml" xmlns:w15="http://schemas.microsoft.com/office/word/2012/wordml" xmlns:w16cex="http://schemas.microsoft.com/office/word/2018/wordml/cex" xmlns:w16cid="http://schemas.microsoft.com/office/word/2016/wordml/cid" xmlns:w16="http://schemas.microsoft.com/office/word/2018/wordml" xmlns:w16se="http://schemas.microsoft.com/office/word/2015/wordml/symex" xmlns:wpg="http://schemas.microsoft.com/office/word/2010/wordprocessingGroup" xmlns:wpi="http://schemas.microsoft.com/office/word/2010/wordprocessingInk" xmlns:wne="http://schemas.microsoft.com/office/word/2006/wordml" xmlns:wps="http://schemas.microsoft.com/office/word/2010/wordprocessingShape" mc:Ignorable="w14 w15 w16se w16cid w16 w16cex wp14">
+<w:footnotes xmlns:wpc="http://schemas.microsoft.com/office/word/2010/wordprocessingCanvas" xmlns:cx="http://schemas.microsoft.com/office/drawing/2014/chartex" xmlns:cx1="http://schemas.microsoft.com/office/drawing/2015/9/8/chartex" xmlns:cx2="http://schemas.microsoft.com/office/drawing/2015/10/21/chartex" xmlns:cx3="http://schemas.microsoft.com/office/drawing/2016/5/9/chartex" xmlns:cx4="http://schemas.microsoft.com/office/drawing/2016/5/10/chartex" xmlns:cx5="http://schemas.microsoft.com/office/drawing/2016/5/11/chartex" xmlns:cx6="http://schemas.microsoft.com/office/drawing/2016/5/12/chartex" xmlns:cx7="http://schemas.microsoft.com/office/drawing/2016/5/13/chartex" xmlns:cx8="http://schemas.microsoft.com/office/drawing/2016/5/14/chartex" xmlns:mc="http://schemas.openxmlformats.org/markup-compatibility/2006" xmlns:aink="http://schemas.microsoft.com/office/drawing/2016/ink" xmlns:am3d="http://schemas.microsoft.com/office/drawing/2017/model3d" xmlns:o="urn:schemas-microsoft-com:office:office" xmlns:r="http://schemas.openxmlformats.org/officeDocument/2006/relationships" xmlns:m="http://schemas.openxmlformats.org/officeDocument/2006/math" xmlns:v="urn:schemas-microsoft-com:vml" xmlns:wp14="http://schemas.microsoft.com/office/word/2010/wordprocessingDrawing" xmlns:wp="http://schemas.openxmlformats.org/drawingml/2006/wordprocessingDrawing" xmlns:w10="urn:schemas-microsoft-com:office:word" xmlns:w="http://schemas.openxmlformats.org/wordprocessingml/2006/main" xmlns:w14="http://schemas.microsoft.com/office/word/2010/wordml" xmlns:w15="http://schemas.microsoft.com/office/word/2012/wordml" xmlns:w16cex="http://schemas.microsoft.com/office/word/2018/wordml/cex" xmlns:w16cid="http://schemas.microsoft.com/office/word/2016/wordml/cid" xmlns:w16="http://schemas.microsoft.com/office/word/2018/wordml" xmlns:w16sdtdh="http://schemas.microsoft.com/office/word/2020/wordml/sdtdatahash" xmlns:w16se="http://schemas.microsoft.com/office/word/2015/wordml/symex" xmlns:wpg="http://schemas.microsoft.com/office/word/2010/wordprocessingGroup" xmlns:wpi="http://schemas.microsoft.com/office/word/2010/wordprocessingInk" xmlns:wne="http://schemas.microsoft.com/office/word/2006/wordml" xmlns:wps="http://schemas.microsoft.com/office/word/2010/wordprocessingShape" mc:Ignorable="w14 w15 w16se w16cid w16 w16cex w16sdtdh wp14">
   <w:footnote w:type="separator" w:id="-1">
     <w:p>
       <w:pPr>
@@ -4234,7 +5953,7 @@
 </file>
 
 <file path=word/header1.xml><?xml version="1.0" encoding="utf-8"?>
-<w:hdr xmlns:wpc="http://schemas.microsoft.com/office/word/2010/wordprocessingCanvas" xmlns:cx="http://schemas.microsoft.com/office/drawing/2014/chartex" xmlns:cx1="http://schemas.microsoft.com/office/drawing/2015/9/8/chartex" xmlns:cx2="http://schemas.microsoft.com/office/drawing/2015/10/21/chartex" xmlns:cx3="http://schemas.microsoft.com/office/drawing/2016/5/9/chartex" xmlns:cx4="http://schemas.microsoft.com/office/drawing/2016/5/10/chartex" xmlns:cx5="http://schemas.microsoft.com/office/drawing/2016/5/11/chartex" xmlns:cx6="http://schemas.microsoft.com/office/drawing/2016/5/12/chartex" xmlns:cx7="http://schemas.microsoft.com/office/drawing/2016/5/13/chartex" xmlns:cx8="http://schemas.microsoft.com/office/drawing/2016/5/14/chartex" xmlns:mc="http://schemas.openxmlformats.org/markup-compatibility/2006" xmlns:aink="http://schemas.microsoft.com/office/drawing/2016/ink" xmlns:am3d="http://schemas.microsoft.com/office/drawing/2017/model3d" xmlns:o="urn:schemas-microsoft-com:office:office" xmlns:r="http://schemas.openxmlformats.org/officeDocument/2006/relationships" xmlns:m="http://schemas.openxmlformats.org/officeDocument/2006/math" xmlns:v="urn:schemas-microsoft-com:vml" xmlns:wp14="http://schemas.microsoft.com/office/word/2010/wordprocessingDrawing" xmlns:wp="http://schemas.openxmlformats.org/drawingml/2006/wordprocessingDrawing" xmlns:w10="urn:schemas-microsoft-com:office:word" xmlns:w="http://schemas.openxmlformats.org/wordprocessingml/2006/main" xmlns:w14="http://schemas.microsoft.com/office/word/2010/wordml" xmlns:w15="http://schemas.microsoft.com/office/word/2012/wordml" xmlns:w16cex="http://schemas.microsoft.com/office/word/2018/wordml/cex" xmlns:w16cid="http://schemas.microsoft.com/office/word/2016/wordml/cid" xmlns:w16="http://schemas.microsoft.com/office/word/2018/wordml" xmlns:w16se="http://schemas.microsoft.com/office/word/2015/wordml/symex" xmlns:wpg="http://schemas.microsoft.com/office/word/2010/wordprocessingGroup" xmlns:wpi="http://schemas.microsoft.com/office/word/2010/wordprocessingInk" xmlns:wne="http://schemas.microsoft.com/office/word/2006/wordml" xmlns:wps="http://schemas.microsoft.com/office/word/2010/wordprocessingShape" mc:Ignorable="w14 w15 w16se w16cid w16 w16cex wp14">
+<w:hdr xmlns:wpc="http://schemas.microsoft.com/office/word/2010/wordprocessingCanvas" xmlns:cx="http://schemas.microsoft.com/office/drawing/2014/chartex" xmlns:cx1="http://schemas.microsoft.com/office/drawing/2015/9/8/chartex" xmlns:cx2="http://schemas.microsoft.com/office/drawing/2015/10/21/chartex" xmlns:cx3="http://schemas.microsoft.com/office/drawing/2016/5/9/chartex" xmlns:cx4="http://schemas.microsoft.com/office/drawing/2016/5/10/chartex" xmlns:cx5="http://schemas.microsoft.com/office/drawing/2016/5/11/chartex" xmlns:cx6="http://schemas.microsoft.com/office/drawing/2016/5/12/chartex" xmlns:cx7="http://schemas.microsoft.com/office/drawing/2016/5/13/chartex" xmlns:cx8="http://schemas.microsoft.com/office/drawing/2016/5/14/chartex" xmlns:mc="http://schemas.openxmlformats.org/markup-compatibility/2006" xmlns:aink="http://schemas.microsoft.com/office/drawing/2016/ink" xmlns:am3d="http://schemas.microsoft.com/office/drawing/2017/model3d" xmlns:o="urn:schemas-microsoft-com:office:office" xmlns:r="http://schemas.openxmlformats.org/officeDocument/2006/relationships" xmlns:m="http://schemas.openxmlformats.org/officeDocument/2006/math" xmlns:v="urn:schemas-microsoft-com:vml" xmlns:wp14="http://schemas.microsoft.com/office/word/2010/wordprocessingDrawing" xmlns:wp="http://schemas.openxmlformats.org/drawingml/2006/wordprocessingDrawing" xmlns:w10="urn:schemas-microsoft-com:office:word" xmlns:w="http://schemas.openxmlformats.org/wordprocessingml/2006/main" xmlns:w14="http://schemas.microsoft.com/office/word/2010/wordml" xmlns:w15="http://schemas.microsoft.com/office/word/2012/wordml" xmlns:w16cex="http://schemas.microsoft.com/office/word/2018/wordml/cex" xmlns:w16cid="http://schemas.microsoft.com/office/word/2016/wordml/cid" xmlns:w16="http://schemas.microsoft.com/office/word/2018/wordml" xmlns:w16sdtdh="http://schemas.microsoft.com/office/word/2020/wordml/sdtdatahash" xmlns:w16se="http://schemas.microsoft.com/office/word/2015/wordml/symex" xmlns:wpg="http://schemas.microsoft.com/office/word/2010/wordprocessingGroup" xmlns:wpi="http://schemas.microsoft.com/office/word/2010/wordprocessingInk" xmlns:wne="http://schemas.microsoft.com/office/word/2006/wordml" xmlns:wps="http://schemas.microsoft.com/office/word/2010/wordprocessingShape" mc:Ignorable="w14 w15 w16se w16cid w16 w16cex w16sdtdh wp14">
   <w:p>
     <w:pPr>
       <w:pStyle w:val="a3"/>
@@ -4264,7 +5983,7 @@
 </file>
 
 <file path=word/numbering.xml><?xml version="1.0" encoding="utf-8"?>
-<w:numbering xmlns:wpc="http://schemas.microsoft.com/office/word/2010/wordprocessingCanvas" xmlns:cx="http://schemas.microsoft.com/office/drawing/2014/chartex" xmlns:cx1="http://schemas.microsoft.com/office/drawing/2015/9/8/chartex" xmlns:cx2="http://schemas.microsoft.com/office/drawing/2015/10/21/chartex" xmlns:cx3="http://schemas.microsoft.com/office/drawing/2016/5/9/chartex" xmlns:cx4="http://schemas.microsoft.com/office/drawing/2016/5/10/chartex" xmlns:cx5="http://schemas.microsoft.com/office/drawing/2016/5/11/chartex" xmlns:cx6="http://schemas.microsoft.com/office/drawing/2016/5/12/chartex" xmlns:cx7="http://schemas.microsoft.com/office/drawing/2016/5/13/chartex" xmlns:cx8="http://schemas.microsoft.com/office/drawing/2016/5/14/chartex" xmlns:mc="http://schemas.openxmlformats.org/markup-compatibility/2006" xmlns:aink="http://schemas.microsoft.com/office/drawing/2016/ink" xmlns:am3d="http://schemas.microsoft.com/office/drawing/2017/model3d" xmlns:o="urn:schemas-microsoft-com:office:office" xmlns:r="http://schemas.openxmlformats.org/officeDocument/2006/relationships" xmlns:m="http://schemas.openxmlformats.org/officeDocument/2006/math" xmlns:v="urn:schemas-microsoft-com:vml" xmlns:wp14="http://schemas.microsoft.com/office/word/2010/wordprocessingDrawing" xmlns:wp="http://schemas.openxmlformats.org/drawingml/2006/wordprocessingDrawing" xmlns:w10="urn:schemas-microsoft-com:office:word" xmlns:w="http://schemas.openxmlformats.org/wordprocessingml/2006/main" xmlns:w14="http://schemas.microsoft.com/office/word/2010/wordml" xmlns:w15="http://schemas.microsoft.com/office/word/2012/wordml" xmlns:w16cex="http://schemas.microsoft.com/office/word/2018/wordml/cex" xmlns:w16cid="http://schemas.microsoft.com/office/word/2016/wordml/cid" xmlns:w16="http://schemas.microsoft.com/office/word/2018/wordml" xmlns:w16se="http://schemas.microsoft.com/office/word/2015/wordml/symex" xmlns:wpg="http://schemas.microsoft.com/office/word/2010/wordprocessingGroup" xmlns:wpi="http://schemas.microsoft.com/office/word/2010/wordprocessingInk" xmlns:wne="http://schemas.microsoft.com/office/word/2006/wordml" xmlns:wps="http://schemas.microsoft.com/office/word/2010/wordprocessingShape" mc:Ignorable="w14 w15 w16se w16cid w16 w16cex wp14">
+<w:numbering xmlns:wpc="http://schemas.microsoft.com/office/word/2010/wordprocessingCanvas" xmlns:cx="http://schemas.microsoft.com/office/drawing/2014/chartex" xmlns:cx1="http://schemas.microsoft.com/office/drawing/2015/9/8/chartex" xmlns:cx2="http://schemas.microsoft.com/office/drawing/2015/10/21/chartex" xmlns:cx3="http://schemas.microsoft.com/office/drawing/2016/5/9/chartex" xmlns:cx4="http://schemas.microsoft.com/office/drawing/2016/5/10/chartex" xmlns:cx5="http://schemas.microsoft.com/office/drawing/2016/5/11/chartex" xmlns:cx6="http://schemas.microsoft.com/office/drawing/2016/5/12/chartex" xmlns:cx7="http://schemas.microsoft.com/office/drawing/2016/5/13/chartex" xmlns:cx8="http://schemas.microsoft.com/office/drawing/2016/5/14/chartex" xmlns:mc="http://schemas.openxmlformats.org/markup-compatibility/2006" xmlns:aink="http://schemas.microsoft.com/office/drawing/2016/ink" xmlns:am3d="http://schemas.microsoft.com/office/drawing/2017/model3d" xmlns:o="urn:schemas-microsoft-com:office:office" xmlns:r="http://schemas.openxmlformats.org/officeDocument/2006/relationships" xmlns:m="http://schemas.openxmlformats.org/officeDocument/2006/math" xmlns:v="urn:schemas-microsoft-com:vml" xmlns:wp14="http://schemas.microsoft.com/office/word/2010/wordprocessingDrawing" xmlns:wp="http://schemas.openxmlformats.org/drawingml/2006/wordprocessingDrawing" xmlns:w10="urn:schemas-microsoft-com:office:word" xmlns:w="http://schemas.openxmlformats.org/wordprocessingml/2006/main" xmlns:w14="http://schemas.microsoft.com/office/word/2010/wordml" xmlns:w15="http://schemas.microsoft.com/office/word/2012/wordml" xmlns:w16cex="http://schemas.microsoft.com/office/word/2018/wordml/cex" xmlns:w16cid="http://schemas.microsoft.com/office/word/2016/wordml/cid" xmlns:w16="http://schemas.microsoft.com/office/word/2018/wordml" xmlns:w16sdtdh="http://schemas.microsoft.com/office/word/2020/wordml/sdtdatahash" xmlns:w16se="http://schemas.microsoft.com/office/word/2015/wordml/symex" xmlns:wpg="http://schemas.microsoft.com/office/word/2010/wordprocessingGroup" xmlns:wpi="http://schemas.microsoft.com/office/word/2010/wordprocessingInk" xmlns:wne="http://schemas.microsoft.com/office/word/2006/wordml" xmlns:wps="http://schemas.microsoft.com/office/word/2010/wordprocessingShape" mc:Ignorable="w14 w15 w16se w16cid w16 w16cex w16sdtdh wp14">
   <w:abstractNum w:abstractNumId="0" w15:restartNumberingAfterBreak="0">
     <w:nsid w:val="1696267E"/>
     <w:multiLevelType w:val="hybridMultilevel"/>
@@ -7071,6 +8790,119 @@
       <w:lvlJc w:val="left"/>
       <w:pPr>
         <w:ind w:left="7188" w:hanging="360"/>
+      </w:pPr>
+      <w:rPr>
+        <w:rFonts w:ascii="Wingdings" w:hAnsi="Wingdings" w:hint="default"/>
+      </w:rPr>
+    </w:lvl>
+  </w:abstractNum>
+  <w:abstractNum w:abstractNumId="26" w15:restartNumberingAfterBreak="0">
+    <w:nsid w:val="7BB46C12"/>
+    <w:multiLevelType w:val="hybridMultilevel"/>
+    <w:tmpl w:val="6D76B7E0"/>
+    <w:lvl w:ilvl="0" w:tplc="D814FFF4">
+      <w:start w:val="1"/>
+      <w:numFmt w:val="bullet"/>
+      <w:lvlText w:val=""/>
+      <w:lvlJc w:val="left"/>
+      <w:pPr>
+        <w:ind w:left="1429" w:hanging="360"/>
+      </w:pPr>
+      <w:rPr>
+        <w:rFonts w:ascii="Symbol" w:hAnsi="Symbol" w:hint="default"/>
+      </w:rPr>
+    </w:lvl>
+    <w:lvl w:ilvl="1" w:tplc="04220003" w:tentative="1">
+      <w:start w:val="1"/>
+      <w:numFmt w:val="bullet"/>
+      <w:lvlText w:val="o"/>
+      <w:lvlJc w:val="left"/>
+      <w:pPr>
+        <w:ind w:left="2149" w:hanging="360"/>
+      </w:pPr>
+      <w:rPr>
+        <w:rFonts w:ascii="Courier New" w:hAnsi="Courier New" w:cs="Courier New" w:hint="default"/>
+      </w:rPr>
+    </w:lvl>
+    <w:lvl w:ilvl="2" w:tplc="04220005" w:tentative="1">
+      <w:start w:val="1"/>
+      <w:numFmt w:val="bullet"/>
+      <w:lvlText w:val=""/>
+      <w:lvlJc w:val="left"/>
+      <w:pPr>
+        <w:ind w:left="2869" w:hanging="360"/>
+      </w:pPr>
+      <w:rPr>
+        <w:rFonts w:ascii="Wingdings" w:hAnsi="Wingdings" w:hint="default"/>
+      </w:rPr>
+    </w:lvl>
+    <w:lvl w:ilvl="3" w:tplc="04220001" w:tentative="1">
+      <w:start w:val="1"/>
+      <w:numFmt w:val="bullet"/>
+      <w:lvlText w:val=""/>
+      <w:lvlJc w:val="left"/>
+      <w:pPr>
+        <w:ind w:left="3589" w:hanging="360"/>
+      </w:pPr>
+      <w:rPr>
+        <w:rFonts w:ascii="Symbol" w:hAnsi="Symbol" w:hint="default"/>
+      </w:rPr>
+    </w:lvl>
+    <w:lvl w:ilvl="4" w:tplc="04220003" w:tentative="1">
+      <w:start w:val="1"/>
+      <w:numFmt w:val="bullet"/>
+      <w:lvlText w:val="o"/>
+      <w:lvlJc w:val="left"/>
+      <w:pPr>
+        <w:ind w:left="4309" w:hanging="360"/>
+      </w:pPr>
+      <w:rPr>
+        <w:rFonts w:ascii="Courier New" w:hAnsi="Courier New" w:cs="Courier New" w:hint="default"/>
+      </w:rPr>
+    </w:lvl>
+    <w:lvl w:ilvl="5" w:tplc="04220005" w:tentative="1">
+      <w:start w:val="1"/>
+      <w:numFmt w:val="bullet"/>
+      <w:lvlText w:val=""/>
+      <w:lvlJc w:val="left"/>
+      <w:pPr>
+        <w:ind w:left="5029" w:hanging="360"/>
+      </w:pPr>
+      <w:rPr>
+        <w:rFonts w:ascii="Wingdings" w:hAnsi="Wingdings" w:hint="default"/>
+      </w:rPr>
+    </w:lvl>
+    <w:lvl w:ilvl="6" w:tplc="04220001" w:tentative="1">
+      <w:start w:val="1"/>
+      <w:numFmt w:val="bullet"/>
+      <w:lvlText w:val=""/>
+      <w:lvlJc w:val="left"/>
+      <w:pPr>
+        <w:ind w:left="5749" w:hanging="360"/>
+      </w:pPr>
+      <w:rPr>
+        <w:rFonts w:ascii="Symbol" w:hAnsi="Symbol" w:hint="default"/>
+      </w:rPr>
+    </w:lvl>
+    <w:lvl w:ilvl="7" w:tplc="04220003" w:tentative="1">
+      <w:start w:val="1"/>
+      <w:numFmt w:val="bullet"/>
+      <w:lvlText w:val="o"/>
+      <w:lvlJc w:val="left"/>
+      <w:pPr>
+        <w:ind w:left="6469" w:hanging="360"/>
+      </w:pPr>
+      <w:rPr>
+        <w:rFonts w:ascii="Courier New" w:hAnsi="Courier New" w:cs="Courier New" w:hint="default"/>
+      </w:rPr>
+    </w:lvl>
+    <w:lvl w:ilvl="8" w:tplc="04220005" w:tentative="1">
+      <w:start w:val="1"/>
+      <w:numFmt w:val="bullet"/>
+      <w:lvlText w:val=""/>
+      <w:lvlJc w:val="left"/>
+      <w:pPr>
+        <w:ind w:left="7189" w:hanging="360"/>
       </w:pPr>
       <w:rPr>
         <w:rFonts w:ascii="Wingdings" w:hAnsi="Wingdings" w:hint="default"/>
@@ -7155,11 +8987,14 @@
   <w:num w:numId="26">
     <w:abstractNumId w:val="1"/>
   </w:num>
+  <w:num w:numId="27">
+    <w:abstractNumId w:val="26"/>
+  </w:num>
 </w:numbering>
 </file>
 
 <file path=word/styles.xml><?xml version="1.0" encoding="utf-8"?>
-<w:styles xmlns:mc="http://schemas.openxmlformats.org/markup-compatibility/2006" xmlns:r="http://schemas.openxmlformats.org/officeDocument/2006/relationships" xmlns:w="http://schemas.openxmlformats.org/wordprocessingml/2006/main" xmlns:w14="http://schemas.microsoft.com/office/word/2010/wordml" xmlns:w15="http://schemas.microsoft.com/office/word/2012/wordml" xmlns:w16cex="http://schemas.microsoft.com/office/word/2018/wordml/cex" xmlns:w16cid="http://schemas.microsoft.com/office/word/2016/wordml/cid" xmlns:w16="http://schemas.microsoft.com/office/word/2018/wordml" xmlns:w16se="http://schemas.microsoft.com/office/word/2015/wordml/symex" mc:Ignorable="w14 w15 w16se w16cid w16 w16cex">
+<w:styles xmlns:mc="http://schemas.openxmlformats.org/markup-compatibility/2006" xmlns:r="http://schemas.openxmlformats.org/officeDocument/2006/relationships" xmlns:w="http://schemas.openxmlformats.org/wordprocessingml/2006/main" xmlns:w14="http://schemas.microsoft.com/office/word/2010/wordml" xmlns:w15="http://schemas.microsoft.com/office/word/2012/wordml" xmlns:w16cex="http://schemas.microsoft.com/office/word/2018/wordml/cex" xmlns:w16cid="http://schemas.microsoft.com/office/word/2016/wordml/cid" xmlns:w16="http://schemas.microsoft.com/office/word/2018/wordml" xmlns:w16sdtdh="http://schemas.microsoft.com/office/word/2020/wordml/sdtdatahash" xmlns:w16se="http://schemas.microsoft.com/office/word/2015/wordml/symex" mc:Ignorable="w14 w15 w16se w16cid w16 w16cex w16sdtdh">
   <w:docDefaults>
     <w:rPrDefault>
       <w:rPr>
